--- a/doc.docx
+++ b/doc.docx
@@ -4907,10 +4907,7 @@
         <w:pStyle w:val="Heading1"/>
       </w:pPr>
       <w:r>
-        <w:t xml:space="preserve">14. </w:t>
-      </w:r>
-      <w:r>
-        <w:t>struct timeval</w:t>
+        <w:t>14. struct timeval</w:t>
       </w:r>
     </w:p>
     <w:p>
@@ -5271,10 +5268,7 @@
         </w:rPr>
       </w:pPr>
       <w:r>
-        <w:t xml:space="preserve">- </w:t>
-      </w:r>
-      <w:r>
-        <w:t>là một struct nội bộ dùng để lưu danh sách các fd cần theo dõi.</w:t>
+        <w:t>- là một struct nội bộ dùng để lưu danh sách các fd cần theo dõi.</w:t>
       </w:r>
     </w:p>
     <w:p>
@@ -5571,10 +5565,7 @@
         <w:t>select</w:t>
       </w:r>
       <w:r>
-        <w:t>(</w:t>
-      </w:r>
-      <w:r>
-        <w:t>)</w:t>
+        <w:t>()</w:t>
       </w:r>
     </w:p>
     <w:p>
@@ -6118,10 +6109,7 @@
         <w:t xml:space="preserve"> </w:t>
       </w:r>
       <w:r>
-        <w:t xml:space="preserve">số fd </w:t>
-      </w:r>
-      <w:r>
-        <w:t>ready</w:t>
+        <w:t>số fd ready</w:t>
       </w:r>
       <w:r>
         <w:rPr>
@@ -6954,215 +6942,4014 @@
         <w:rPr>
           <w:lang w:val="vi-VN"/>
         </w:rPr>
-        <w:t>Server: lắng nghe</w:t>
-      </w:r>
-    </w:p>
-    <w:p>
-      <w:pPr>
-        <w:tabs>
-          <w:tab w:val="left" w:pos="2292"/>
-        </w:tabs>
-        <w:rPr>
-          <w:lang w:val="vi-VN"/>
-        </w:rPr>
-      </w:pPr>
-      <w:r>
-        <w:rPr>
-          <w:lang w:val="vi-VN"/>
-        </w:rPr>
-        <w:t>client: connect</w:t>
-      </w:r>
-    </w:p>
-    <w:p>
-      <w:pPr>
-        <w:tabs>
-          <w:tab w:val="left" w:pos="2292"/>
-        </w:tabs>
-        <w:rPr>
-          <w:lang w:val="vi-VN"/>
-        </w:rPr>
-      </w:pPr>
-      <w:r>
-        <w:rPr>
-          <w:lang w:val="vi-VN"/>
-        </w:rPr>
-        <w:t xml:space="preserve">server: </w:t>
-      </w:r>
-      <w:r>
-        <w:rPr>
-          <w:lang w:val="vi-VN"/>
-        </w:rPr>
-        <w:t xml:space="preserve">accept, đưa </w:t>
-      </w:r>
-      <w:r>
-        <w:rPr>
-          <w:lang w:val="vi-VN"/>
-        </w:rPr>
-        <w:t>socket đc tạo ra từ accept vào mảng peers</w:t>
-      </w:r>
-    </w:p>
-    <w:p>
-      <w:pPr>
-        <w:tabs>
-          <w:tab w:val="left" w:pos="2292"/>
-        </w:tabs>
-        <w:rPr>
-          <w:lang w:val="vi-VN"/>
-        </w:rPr>
-      </w:pPr>
-    </w:p>
-    <w:p>
-      <w:pPr>
-        <w:tabs>
-          <w:tab w:val="left" w:pos="2292"/>
-        </w:tabs>
-        <w:rPr>
-          <w:lang w:val="vi-VN"/>
-        </w:rPr>
-      </w:pPr>
-    </w:p>
-    <w:p>
-      <w:pPr>
-        <w:tabs>
-          <w:tab w:val="left" w:pos="2292"/>
-        </w:tabs>
-        <w:rPr>
-          <w:lang w:val="vi-VN"/>
-        </w:rPr>
-      </w:pPr>
-      <w:r>
-        <w:rPr>
-          <w:lang w:val="vi-VN"/>
-        </w:rPr>
-        <w:t xml:space="preserve">server: </w:t>
-      </w:r>
-    </w:p>
-    <w:p>
-      <w:pPr>
-        <w:pStyle w:val="ListParagraph"/>
-        <w:numPr>
-          <w:ilvl w:val="0"/>
-          <w:numId w:val="11"/>
-        </w:numPr>
-        <w:tabs>
-          <w:tab w:val="left" w:pos="2292"/>
-        </w:tabs>
-        <w:rPr>
-          <w:lang w:val="vi-VN"/>
-        </w:rPr>
-      </w:pPr>
-      <w:r>
-        <w:rPr>
-          <w:lang w:val="vi-VN"/>
-        </w:rPr>
-        <w:t xml:space="preserve">thread nghe, </w:t>
-      </w:r>
-      <w:r>
-        <w:rPr>
-          <w:lang w:val="vi-VN"/>
-        </w:rPr>
-        <w:t xml:space="preserve">accept. </w:t>
-      </w:r>
-      <w:r>
-        <w:rPr>
-          <w:lang w:val="vi-VN"/>
-        </w:rPr>
-        <w:t>Accept thành công thì add client</w:t>
-      </w:r>
-      <w:r>
-        <w:rPr>
-          <w:lang w:val="vi-VN"/>
-        </w:rPr>
-        <w:t xml:space="preserve"> vào mảng</w:t>
-      </w:r>
-      <w:r>
-        <w:rPr>
-          <w:lang w:val="vi-VN"/>
-        </w:rPr>
-        <w:t xml:space="preserve">, nếu </w:t>
-      </w:r>
-      <w:r>
-        <w:rPr>
-          <w:lang w:val="vi-VN"/>
-        </w:rPr>
-        <w:t>chưa mở</w:t>
-      </w:r>
-      <w:r>
-        <w:rPr>
-          <w:lang w:val="vi-VN"/>
+        <w:t>Thread</w:t>
+      </w:r>
+    </w:p>
+    <w:p>
+      <w:pPr>
+        <w:tabs>
+          <w:tab w:val="left" w:pos="2292"/>
+        </w:tabs>
+        <w:rPr>
+          <w:lang w:val="vi-VN"/>
+        </w:rPr>
+      </w:pPr>
+      <w:r>
+        <w:rPr>
+          <w:rStyle w:val="Strong"/>
+          <w:color w:val="FF7B72"/>
+          <w:shd w:val="clear" w:color="auto" w:fill="0D0D0D"/>
+        </w:rPr>
+        <w:t>struct</w:t>
+      </w:r>
+      <w:r>
+        <w:rPr>
+          <w:rStyle w:val="Strong"/>
+          <w:color w:val="C9D1D9"/>
+          <w:shd w:val="clear" w:color="auto" w:fill="0D0D0D"/>
         </w:rPr>
         <w:t xml:space="preserve"> </w:t>
       </w:r>
       <w:r>
         <w:rPr>
-          <w:lang w:val="vi-VN"/>
-        </w:rPr>
-        <w:t>thread xử lý login</w:t>
-      </w:r>
-      <w:r>
-        <w:rPr>
-          <w:lang w:val="vi-VN"/>
-        </w:rPr>
-        <w:t xml:space="preserve"> thì mở</w:t>
-      </w:r>
-    </w:p>
-    <w:p>
-      <w:pPr>
-        <w:pStyle w:val="ListParagraph"/>
-        <w:numPr>
-          <w:ilvl w:val="0"/>
-          <w:numId w:val="11"/>
-        </w:numPr>
-        <w:tabs>
-          <w:tab w:val="left" w:pos="2292"/>
-        </w:tabs>
-        <w:rPr>
-          <w:lang w:val="vi-VN"/>
-        </w:rPr>
-      </w:pPr>
-      <w:r>
-        <w:rPr>
-          <w:lang w:val="vi-VN"/>
-        </w:rPr>
-        <w:sym w:font="Wingdings" w:char="F0E0"/>
-      </w:r>
-      <w:r>
-        <w:rPr>
-          <w:lang w:val="vi-VN"/>
-        </w:rPr>
-        <w:t xml:space="preserve"> </w:t>
-      </w:r>
-      <w:r>
-        <w:rPr>
-          <w:lang w:val="vi-VN"/>
-        </w:rPr>
-        <w:t>thread xử lý login</w:t>
-      </w:r>
-    </w:p>
-    <w:p>
-      <w:pPr>
-        <w:pStyle w:val="ListParagraph"/>
-        <w:numPr>
-          <w:ilvl w:val="0"/>
-          <w:numId w:val="11"/>
-        </w:numPr>
-        <w:tabs>
-          <w:tab w:val="left" w:pos="2292"/>
-        </w:tabs>
-        <w:rPr>
-          <w:lang w:val="vi-VN"/>
-        </w:rPr>
-      </w:pPr>
-    </w:p>
-    <w:p>
-      <w:pPr>
-        <w:tabs>
-          <w:tab w:val="left" w:pos="2292"/>
-        </w:tabs>
-        <w:rPr>
-          <w:lang w:val="vi-VN"/>
-        </w:rPr>
-      </w:pPr>
+          <w:rStyle w:val="Strong"/>
+          <w:color w:val="4EC9B0"/>
+          <w:shd w:val="clear" w:color="auto" w:fill="0D0D0D"/>
+        </w:rPr>
+        <w:t>sockaddr_in</w:t>
+      </w:r>
+    </w:p>
+    <w:p>
+      <w:pPr>
+        <w:tabs>
+          <w:tab w:val="left" w:pos="2292"/>
+        </w:tabs>
+        <w:rPr>
+          <w:lang w:val="vi-VN"/>
+        </w:rPr>
+      </w:pPr>
+      <w:r>
+        <w:rPr>
+          <w:lang w:val="vi-VN"/>
+        </w:rPr>
+        <w:t>socket, fd, ip, port</w:t>
+      </w:r>
+    </w:p>
+    <w:p>
+      <w:pPr>
+        <w:rPr>
+          <w:lang w:val="vi-VN"/>
+        </w:rPr>
+      </w:pPr>
+      <w:r>
+        <w:rPr>
+          <w:lang w:val="vi-VN"/>
+        </w:rPr>
+        <w:br w:type="page"/>
+      </w:r>
+    </w:p>
+    <w:p>
+      <w:pPr>
+        <w:tabs>
+          <w:tab w:val="left" w:pos="2292"/>
+        </w:tabs>
+        <w:rPr>
+          <w:lang w:val="vi-VN"/>
+        </w:rPr>
+      </w:pPr>
+      <w:r>
+        <w:rPr>
+          <w:lang w:val="vi-VN"/>
+        </w:rPr>
+        <w:lastRenderedPageBreak/>
+        <w:t>Không phải “bắt buộc”, nhưng nên làm vậy vì nó giữ đúng trách nhiệm của từng tầng.</w:t>
+      </w:r>
+    </w:p>
+    <w:p>
+      <w:pPr>
+        <w:tabs>
+          <w:tab w:val="left" w:pos="2292"/>
+        </w:tabs>
+        <w:rPr>
+          <w:lang w:val="vi-VN"/>
+        </w:rPr>
+      </w:pPr>
+    </w:p>
+    <w:p>
+      <w:pPr>
+        <w:tabs>
+          <w:tab w:val="left" w:pos="2292"/>
+        </w:tabs>
+        <w:rPr>
+          <w:lang w:val="vi-VN"/>
+        </w:rPr>
+      </w:pPr>
+      <w:r>
+        <w:rPr>
+          <w:lang w:val="vi-VN"/>
+        </w:rPr>
+        <w:t>Hiện tại nếu viết:</w:t>
+      </w:r>
+    </w:p>
+    <w:p>
+      <w:pPr>
+        <w:tabs>
+          <w:tab w:val="left" w:pos="2292"/>
+        </w:tabs>
+        <w:rPr>
+          <w:lang w:val="vi-VN"/>
+        </w:rPr>
+      </w:pPr>
+    </w:p>
+    <w:p>
+      <w:pPr>
+        <w:tabs>
+          <w:tab w:val="left" w:pos="2292"/>
+        </w:tabs>
+        <w:rPr>
+          <w:lang w:val="vi-VN"/>
+        </w:rPr>
+      </w:pPr>
+      <w:r>
+        <w:rPr>
+          <w:lang w:val="vi-VN"/>
+        </w:rPr>
+        <w:t>```c</w:t>
+      </w:r>
+    </w:p>
+    <w:p>
+      <w:pPr>
+        <w:tabs>
+          <w:tab w:val="left" w:pos="2292"/>
+        </w:tabs>
+        <w:rPr>
+          <w:lang w:val="vi-VN"/>
+        </w:rPr>
+      </w:pPr>
+      <w:r>
+        <w:rPr>
+          <w:lang w:val="vi-VN"/>
+        </w:rPr>
+        <w:t>void sendTo_udp(int socket_fd, char* msg, char* ip, int port)</w:t>
+      </w:r>
+    </w:p>
+    <w:p>
+      <w:pPr>
+        <w:tabs>
+          <w:tab w:val="left" w:pos="2292"/>
+        </w:tabs>
+        <w:rPr>
+          <w:lang w:val="vi-VN"/>
+        </w:rPr>
+      </w:pPr>
+      <w:r>
+        <w:rPr>
+          <w:lang w:val="vi-VN"/>
+        </w:rPr>
+        <w:t>```</w:t>
+      </w:r>
+    </w:p>
+    <w:p>
+      <w:pPr>
+        <w:tabs>
+          <w:tab w:val="left" w:pos="2292"/>
+        </w:tabs>
+        <w:rPr>
+          <w:lang w:val="vi-VN"/>
+        </w:rPr>
+      </w:pPr>
+    </w:p>
+    <w:p>
+      <w:pPr>
+        <w:tabs>
+          <w:tab w:val="left" w:pos="2292"/>
+        </w:tabs>
+        <w:rPr>
+          <w:lang w:val="vi-VN"/>
+        </w:rPr>
+      </w:pPr>
+      <w:r>
+        <w:rPr>
+          <w:lang w:val="vi-VN"/>
+        </w:rPr>
+        <w:t>thì chỗ gọi phải biết socket fd nằm ở đâu:</w:t>
+      </w:r>
+    </w:p>
+    <w:p>
+      <w:pPr>
+        <w:tabs>
+          <w:tab w:val="left" w:pos="2292"/>
+        </w:tabs>
+        <w:rPr>
+          <w:lang w:val="vi-VN"/>
+        </w:rPr>
+      </w:pPr>
+    </w:p>
+    <w:p>
+      <w:pPr>
+        <w:tabs>
+          <w:tab w:val="left" w:pos="2292"/>
+        </w:tabs>
+        <w:rPr>
+          <w:lang w:val="vi-VN"/>
+        </w:rPr>
+      </w:pPr>
+      <w:r>
+        <w:rPr>
+          <w:lang w:val="vi-VN"/>
+        </w:rPr>
+        <w:t>```c</w:t>
+      </w:r>
+    </w:p>
+    <w:p>
+      <w:pPr>
+        <w:tabs>
+          <w:tab w:val="left" w:pos="2292"/>
+        </w:tabs>
+        <w:rPr>
+          <w:lang w:val="vi-VN"/>
+        </w:rPr>
+      </w:pPr>
+      <w:r>
+        <w:rPr>
+          <w:lang w:val="vi-VN"/>
+        </w:rPr>
+        <w:t>sendTo_udp(cli-&gt;peer-&gt;udp_socket-&gt;socket_fd, buffer, ip, port);</w:t>
+      </w:r>
+    </w:p>
+    <w:p>
+      <w:pPr>
+        <w:tabs>
+          <w:tab w:val="left" w:pos="2292"/>
+        </w:tabs>
+        <w:rPr>
+          <w:lang w:val="vi-VN"/>
+        </w:rPr>
+      </w:pPr>
+      <w:r>
+        <w:rPr>
+          <w:lang w:val="vi-VN"/>
+        </w:rPr>
+        <w:t>```</w:t>
+      </w:r>
+    </w:p>
+    <w:p>
+      <w:pPr>
+        <w:tabs>
+          <w:tab w:val="left" w:pos="2292"/>
+        </w:tabs>
+        <w:rPr>
+          <w:lang w:val="vi-VN"/>
+        </w:rPr>
+      </w:pPr>
+    </w:p>
+    <w:p>
+      <w:pPr>
+        <w:tabs>
+          <w:tab w:val="left" w:pos="2292"/>
+        </w:tabs>
+        <w:rPr>
+          <w:lang w:val="vi-VN"/>
+        </w:rPr>
+      </w:pPr>
+      <w:r>
+        <w:rPr>
+          <w:lang w:val="vi-VN"/>
+        </w:rPr>
+        <w:t>Dòng này làm `Client.c` biết quá sâu về cấu trúc bên trong:</w:t>
+      </w:r>
+    </w:p>
+    <w:p>
+      <w:pPr>
+        <w:tabs>
+          <w:tab w:val="left" w:pos="2292"/>
+        </w:tabs>
+        <w:rPr>
+          <w:lang w:val="vi-VN"/>
+        </w:rPr>
+      </w:pPr>
+    </w:p>
+    <w:p>
+      <w:pPr>
+        <w:tabs>
+          <w:tab w:val="left" w:pos="2292"/>
+        </w:tabs>
+        <w:rPr>
+          <w:lang w:val="vi-VN"/>
+        </w:rPr>
+      </w:pPr>
+      <w:r>
+        <w:rPr>
+          <w:lang w:val="vi-VN"/>
+        </w:rPr>
+        <w:t>```text</w:t>
+      </w:r>
+    </w:p>
+    <w:p>
+      <w:pPr>
+        <w:tabs>
+          <w:tab w:val="left" w:pos="2292"/>
+        </w:tabs>
+        <w:rPr>
+          <w:lang w:val="vi-VN"/>
+        </w:rPr>
+      </w:pPr>
+      <w:r>
+        <w:rPr>
+          <w:lang w:val="vi-VN"/>
+        </w:rPr>
+        <w:t>Client -&gt; Peer2Peer -&gt; UDPSocket -&gt; socket_fd</w:t>
+      </w:r>
+    </w:p>
+    <w:p>
+      <w:pPr>
+        <w:tabs>
+          <w:tab w:val="left" w:pos="2292"/>
+        </w:tabs>
+        <w:rPr>
+          <w:lang w:val="vi-VN"/>
+        </w:rPr>
+      </w:pPr>
+      <w:r>
+        <w:rPr>
+          <w:lang w:val="vi-VN"/>
+        </w:rPr>
+        <w:t>```</w:t>
+      </w:r>
+    </w:p>
+    <w:p>
+      <w:pPr>
+        <w:tabs>
+          <w:tab w:val="left" w:pos="2292"/>
+        </w:tabs>
+        <w:rPr>
+          <w:lang w:val="vi-VN"/>
+        </w:rPr>
+      </w:pPr>
+    </w:p>
+    <w:p>
+      <w:pPr>
+        <w:tabs>
+          <w:tab w:val="left" w:pos="2292"/>
+        </w:tabs>
+        <w:rPr>
+          <w:lang w:val="vi-VN"/>
+        </w:rPr>
+      </w:pPr>
+      <w:r>
+        <w:rPr>
+          <w:lang w:val="vi-VN"/>
+        </w:rPr>
+        <w:t>Trong khi `Client.c` thật ra chỉ cần biết: “tôi muốn gửi message qua peer hiện tại”.</w:t>
+      </w:r>
+    </w:p>
+    <w:p>
+      <w:pPr>
+        <w:tabs>
+          <w:tab w:val="left" w:pos="2292"/>
+        </w:tabs>
+        <w:rPr>
+          <w:lang w:val="vi-VN"/>
+        </w:rPr>
+      </w:pPr>
+    </w:p>
+    <w:p>
+      <w:pPr>
+        <w:tabs>
+          <w:tab w:val="left" w:pos="2292"/>
+        </w:tabs>
+        <w:rPr>
+          <w:lang w:val="vi-VN"/>
+        </w:rPr>
+      </w:pPr>
+      <w:r>
+        <w:rPr>
+          <w:lang w:val="vi-VN"/>
+        </w:rPr>
+        <w:t>Nên để:</w:t>
+      </w:r>
+    </w:p>
+    <w:p>
+      <w:pPr>
+        <w:tabs>
+          <w:tab w:val="left" w:pos="2292"/>
+        </w:tabs>
+        <w:rPr>
+          <w:lang w:val="vi-VN"/>
+        </w:rPr>
+      </w:pPr>
+    </w:p>
+    <w:p>
+      <w:pPr>
+        <w:tabs>
+          <w:tab w:val="left" w:pos="2292"/>
+        </w:tabs>
+        <w:rPr>
+          <w:lang w:val="vi-VN"/>
+        </w:rPr>
+      </w:pPr>
+      <w:r>
+        <w:rPr>
+          <w:lang w:val="vi-VN"/>
+        </w:rPr>
+        <w:t>```c</w:t>
+      </w:r>
+    </w:p>
+    <w:p>
+      <w:pPr>
+        <w:tabs>
+          <w:tab w:val="left" w:pos="2292"/>
+        </w:tabs>
+        <w:rPr>
+          <w:lang w:val="vi-VN"/>
+        </w:rPr>
+      </w:pPr>
+      <w:r>
+        <w:rPr>
+          <w:lang w:val="vi-VN"/>
+        </w:rPr>
+        <w:t>sendTo_udp(cli-&gt;peer, buffer, ip, port);</w:t>
+      </w:r>
+    </w:p>
+    <w:p>
+      <w:pPr>
+        <w:tabs>
+          <w:tab w:val="left" w:pos="2292"/>
+        </w:tabs>
+        <w:rPr>
+          <w:lang w:val="vi-VN"/>
+        </w:rPr>
+      </w:pPr>
+      <w:r>
+        <w:rPr>
+          <w:lang w:val="vi-VN"/>
+        </w:rPr>
+        <w:t>```</w:t>
+      </w:r>
+    </w:p>
+    <w:p>
+      <w:pPr>
+        <w:tabs>
+          <w:tab w:val="left" w:pos="2292"/>
+        </w:tabs>
+        <w:rPr>
+          <w:lang w:val="vi-VN"/>
+        </w:rPr>
+      </w:pPr>
+    </w:p>
+    <w:p>
+      <w:pPr>
+        <w:tabs>
+          <w:tab w:val="left" w:pos="2292"/>
+        </w:tabs>
+        <w:rPr>
+          <w:lang w:val="vi-VN"/>
+        </w:rPr>
+      </w:pPr>
+      <w:r>
+        <w:rPr>
+          <w:lang w:val="vi-VN"/>
+        </w:rPr>
+        <w:t>Rồi `Peer2Peer.c` tự xử lý:</w:t>
+      </w:r>
+    </w:p>
+    <w:p>
+      <w:pPr>
+        <w:tabs>
+          <w:tab w:val="left" w:pos="2292"/>
+        </w:tabs>
+        <w:rPr>
+          <w:lang w:val="vi-VN"/>
+        </w:rPr>
+      </w:pPr>
+    </w:p>
+    <w:p>
+      <w:pPr>
+        <w:tabs>
+          <w:tab w:val="left" w:pos="2292"/>
+        </w:tabs>
+        <w:rPr>
+          <w:lang w:val="vi-VN"/>
+        </w:rPr>
+      </w:pPr>
+      <w:r>
+        <w:rPr>
+          <w:lang w:val="vi-VN"/>
+        </w:rPr>
+        <w:t>```c</w:t>
+      </w:r>
+    </w:p>
+    <w:p>
+      <w:pPr>
+        <w:tabs>
+          <w:tab w:val="left" w:pos="2292"/>
+        </w:tabs>
+        <w:rPr>
+          <w:lang w:val="vi-VN"/>
+        </w:rPr>
+      </w:pPr>
+      <w:r>
+        <w:rPr>
+          <w:lang w:val="vi-VN"/>
+        </w:rPr>
+        <w:t>sendTo(peer-&gt;udp_socket, msg, ip, port);</w:t>
+      </w:r>
+    </w:p>
+    <w:p>
+      <w:pPr>
+        <w:tabs>
+          <w:tab w:val="left" w:pos="2292"/>
+        </w:tabs>
+        <w:rPr>
+          <w:lang w:val="vi-VN"/>
+        </w:rPr>
+      </w:pPr>
+      <w:r>
+        <w:rPr>
+          <w:lang w:val="vi-VN"/>
+        </w:rPr>
+        <w:t>```</w:t>
+      </w:r>
+    </w:p>
+    <w:p>
+      <w:pPr>
+        <w:tabs>
+          <w:tab w:val="left" w:pos="2292"/>
+        </w:tabs>
+        <w:rPr>
+          <w:lang w:val="vi-VN"/>
+        </w:rPr>
+      </w:pPr>
+    </w:p>
+    <w:p>
+      <w:pPr>
+        <w:tabs>
+          <w:tab w:val="left" w:pos="2292"/>
+        </w:tabs>
+        <w:rPr>
+          <w:lang w:val="vi-VN"/>
+        </w:rPr>
+      </w:pPr>
+      <w:r>
+        <w:rPr>
+          <w:lang w:val="vi-VN"/>
+        </w:rPr>
+        <w:t>Lợi ích chính:</w:t>
+      </w:r>
+    </w:p>
+    <w:p>
+      <w:pPr>
+        <w:tabs>
+          <w:tab w:val="left" w:pos="2292"/>
+        </w:tabs>
+        <w:rPr>
+          <w:lang w:val="vi-VN"/>
+        </w:rPr>
+      </w:pPr>
+    </w:p>
+    <w:p>
+      <w:pPr>
+        <w:tabs>
+          <w:tab w:val="left" w:pos="2292"/>
+        </w:tabs>
+        <w:rPr>
+          <w:lang w:val="vi-VN"/>
+        </w:rPr>
+      </w:pPr>
+      <w:r>
+        <w:rPr>
+          <w:lang w:val="vi-VN"/>
+        </w:rPr>
+        <w:t>1. **Dễ đổi code sau này**</w:t>
+      </w:r>
+    </w:p>
+    <w:p>
+      <w:pPr>
+        <w:tabs>
+          <w:tab w:val="left" w:pos="2292"/>
+        </w:tabs>
+        <w:rPr>
+          <w:lang w:val="vi-VN"/>
+        </w:rPr>
+      </w:pPr>
+    </w:p>
+    <w:p>
+      <w:pPr>
+        <w:tabs>
+          <w:tab w:val="left" w:pos="2292"/>
+        </w:tabs>
+        <w:rPr>
+          <w:lang w:val="vi-VN"/>
+        </w:rPr>
+      </w:pPr>
+      <w:r>
+        <w:rPr>
+          <w:lang w:val="vi-VN"/>
+        </w:rPr>
+        <w:t>Nếu sau này `UDPSocket` đổi field:</w:t>
+      </w:r>
+    </w:p>
+    <w:p>
+      <w:pPr>
+        <w:tabs>
+          <w:tab w:val="left" w:pos="2292"/>
+        </w:tabs>
+        <w:rPr>
+          <w:lang w:val="vi-VN"/>
+        </w:rPr>
+      </w:pPr>
+    </w:p>
+    <w:p>
+      <w:pPr>
+        <w:tabs>
+          <w:tab w:val="left" w:pos="2292"/>
+        </w:tabs>
+        <w:rPr>
+          <w:lang w:val="vi-VN"/>
+        </w:rPr>
+      </w:pPr>
+      <w:r>
+        <w:rPr>
+          <w:lang w:val="vi-VN"/>
+        </w:rPr>
+        <w:t>```c</w:t>
+      </w:r>
+    </w:p>
+    <w:p>
+      <w:pPr>
+        <w:tabs>
+          <w:tab w:val="left" w:pos="2292"/>
+        </w:tabs>
+        <w:rPr>
+          <w:lang w:val="vi-VN"/>
+        </w:rPr>
+      </w:pPr>
+      <w:r>
+        <w:rPr>
+          <w:lang w:val="vi-VN"/>
+        </w:rPr>
+        <w:t>socket_fd</w:t>
+      </w:r>
+    </w:p>
+    <w:p>
+      <w:pPr>
+        <w:tabs>
+          <w:tab w:val="left" w:pos="2292"/>
+        </w:tabs>
+        <w:rPr>
+          <w:lang w:val="vi-VN"/>
+        </w:rPr>
+      </w:pPr>
+      <w:r>
+        <w:rPr>
+          <w:lang w:val="vi-VN"/>
+        </w:rPr>
+        <w:t>```</w:t>
+      </w:r>
+    </w:p>
+    <w:p>
+      <w:pPr>
+        <w:tabs>
+          <w:tab w:val="left" w:pos="2292"/>
+        </w:tabs>
+        <w:rPr>
+          <w:lang w:val="vi-VN"/>
+        </w:rPr>
+      </w:pPr>
+    </w:p>
+    <w:p>
+      <w:pPr>
+        <w:tabs>
+          <w:tab w:val="left" w:pos="2292"/>
+        </w:tabs>
+        <w:rPr>
+          <w:lang w:val="vi-VN"/>
+        </w:rPr>
+      </w:pPr>
+      <w:r>
+        <w:rPr>
+          <w:lang w:val="vi-VN"/>
+        </w:rPr>
+        <w:t>thành:</w:t>
+      </w:r>
+    </w:p>
+    <w:p>
+      <w:pPr>
+        <w:tabs>
+          <w:tab w:val="left" w:pos="2292"/>
+        </w:tabs>
+        <w:rPr>
+          <w:lang w:val="vi-VN"/>
+        </w:rPr>
+      </w:pPr>
+    </w:p>
+    <w:p>
+      <w:pPr>
+        <w:tabs>
+          <w:tab w:val="left" w:pos="2292"/>
+        </w:tabs>
+        <w:rPr>
+          <w:lang w:val="vi-VN"/>
+        </w:rPr>
+      </w:pPr>
+      <w:r>
+        <w:rPr>
+          <w:lang w:val="vi-VN"/>
+        </w:rPr>
+        <w:t>```c</w:t>
+      </w:r>
+    </w:p>
+    <w:p>
+      <w:pPr>
+        <w:tabs>
+          <w:tab w:val="left" w:pos="2292"/>
+        </w:tabs>
+        <w:rPr>
+          <w:lang w:val="vi-VN"/>
+        </w:rPr>
+      </w:pPr>
+      <w:r>
+        <w:rPr>
+          <w:lang w:val="vi-VN"/>
+        </w:rPr>
+        <w:t>fd</w:t>
+      </w:r>
+    </w:p>
+    <w:p>
+      <w:pPr>
+        <w:tabs>
+          <w:tab w:val="left" w:pos="2292"/>
+        </w:tabs>
+        <w:rPr>
+          <w:lang w:val="vi-VN"/>
+        </w:rPr>
+      </w:pPr>
+      <w:r>
+        <w:rPr>
+          <w:lang w:val="vi-VN"/>
+        </w:rPr>
+        <w:t>```</w:t>
+      </w:r>
+    </w:p>
+    <w:p>
+      <w:pPr>
+        <w:tabs>
+          <w:tab w:val="left" w:pos="2292"/>
+        </w:tabs>
+        <w:rPr>
+          <w:lang w:val="vi-VN"/>
+        </w:rPr>
+      </w:pPr>
+    </w:p>
+    <w:p>
+      <w:pPr>
+        <w:tabs>
+          <w:tab w:val="left" w:pos="2292"/>
+        </w:tabs>
+        <w:rPr>
+          <w:lang w:val="vi-VN"/>
+        </w:rPr>
+      </w:pPr>
+      <w:r>
+        <w:rPr>
+          <w:lang w:val="vi-VN"/>
+        </w:rPr>
+        <w:t>thì với cách truyền `socket_fd`, bạn phải sửa cả `Client.c`.</w:t>
+      </w:r>
+    </w:p>
+    <w:p>
+      <w:pPr>
+        <w:tabs>
+          <w:tab w:val="left" w:pos="2292"/>
+        </w:tabs>
+        <w:rPr>
+          <w:lang w:val="vi-VN"/>
+        </w:rPr>
+      </w:pPr>
+    </w:p>
+    <w:p>
+      <w:pPr>
+        <w:tabs>
+          <w:tab w:val="left" w:pos="2292"/>
+        </w:tabs>
+        <w:rPr>
+          <w:lang w:val="vi-VN"/>
+        </w:rPr>
+      </w:pPr>
+      <w:r>
+        <w:rPr>
+          <w:lang w:val="vi-VN"/>
+        </w:rPr>
+        <w:t>Nhưng nếu truyền `Peer2Peer*`, bạn chỉ sửa trong `Peer2Peer.c`.</w:t>
+      </w:r>
+    </w:p>
+    <w:p>
+      <w:pPr>
+        <w:tabs>
+          <w:tab w:val="left" w:pos="2292"/>
+        </w:tabs>
+        <w:rPr>
+          <w:lang w:val="vi-VN"/>
+        </w:rPr>
+      </w:pPr>
+    </w:p>
+    <w:p>
+      <w:pPr>
+        <w:tabs>
+          <w:tab w:val="left" w:pos="2292"/>
+        </w:tabs>
+        <w:rPr>
+          <w:lang w:val="vi-VN"/>
+        </w:rPr>
+      </w:pPr>
+      <w:r>
+        <w:rPr>
+          <w:lang w:val="vi-VN"/>
+        </w:rPr>
+        <w:t>2. **Giấu chi tiết nội bộ**</w:t>
+      </w:r>
+    </w:p>
+    <w:p>
+      <w:pPr>
+        <w:tabs>
+          <w:tab w:val="left" w:pos="2292"/>
+        </w:tabs>
+        <w:rPr>
+          <w:lang w:val="vi-VN"/>
+        </w:rPr>
+      </w:pPr>
+    </w:p>
+    <w:p>
+      <w:pPr>
+        <w:tabs>
+          <w:tab w:val="left" w:pos="2292"/>
+        </w:tabs>
+        <w:rPr>
+          <w:lang w:val="vi-VN"/>
+        </w:rPr>
+      </w:pPr>
+      <w:r>
+        <w:rPr>
+          <w:lang w:val="vi-VN"/>
+        </w:rPr>
+        <w:t>`socket_fd` là chi tiết thấp của hệ điều hành. `Client.c` không nên quan tâm tới nó.</w:t>
+      </w:r>
+    </w:p>
+    <w:p>
+      <w:pPr>
+        <w:tabs>
+          <w:tab w:val="left" w:pos="2292"/>
+        </w:tabs>
+        <w:rPr>
+          <w:lang w:val="vi-VN"/>
+        </w:rPr>
+      </w:pPr>
+    </w:p>
+    <w:p>
+      <w:pPr>
+        <w:tabs>
+          <w:tab w:val="left" w:pos="2292"/>
+        </w:tabs>
+        <w:rPr>
+          <w:lang w:val="vi-VN"/>
+        </w:rPr>
+      </w:pPr>
+      <w:r>
+        <w:rPr>
+          <w:lang w:val="vi-VN"/>
+        </w:rPr>
+        <w:lastRenderedPageBreak/>
+        <w:t>`Client.c` nên nói ở mức nghiệp vụ:</w:t>
+      </w:r>
+    </w:p>
+    <w:p>
+      <w:pPr>
+        <w:tabs>
+          <w:tab w:val="left" w:pos="2292"/>
+        </w:tabs>
+        <w:rPr>
+          <w:lang w:val="vi-VN"/>
+        </w:rPr>
+      </w:pPr>
+    </w:p>
+    <w:p>
+      <w:pPr>
+        <w:tabs>
+          <w:tab w:val="left" w:pos="2292"/>
+        </w:tabs>
+        <w:rPr>
+          <w:lang w:val="vi-VN"/>
+        </w:rPr>
+      </w:pPr>
+      <w:r>
+        <w:rPr>
+          <w:lang w:val="vi-VN"/>
+        </w:rPr>
+        <w:t>```c</w:t>
+      </w:r>
+    </w:p>
+    <w:p>
+      <w:pPr>
+        <w:tabs>
+          <w:tab w:val="left" w:pos="2292"/>
+        </w:tabs>
+        <w:rPr>
+          <w:lang w:val="vi-VN"/>
+        </w:rPr>
+      </w:pPr>
+      <w:r>
+        <w:rPr>
+          <w:lang w:val="vi-VN"/>
+        </w:rPr>
+        <w:t>sendMsgToSession(cli, msg);</w:t>
+      </w:r>
+    </w:p>
+    <w:p>
+      <w:pPr>
+        <w:tabs>
+          <w:tab w:val="left" w:pos="2292"/>
+        </w:tabs>
+        <w:rPr>
+          <w:lang w:val="vi-VN"/>
+        </w:rPr>
+      </w:pPr>
+      <w:r>
+        <w:rPr>
+          <w:lang w:val="vi-VN"/>
+        </w:rPr>
+        <w:t>```</w:t>
+      </w:r>
+    </w:p>
+    <w:p>
+      <w:pPr>
+        <w:tabs>
+          <w:tab w:val="left" w:pos="2292"/>
+        </w:tabs>
+        <w:rPr>
+          <w:lang w:val="vi-VN"/>
+        </w:rPr>
+      </w:pPr>
+    </w:p>
+    <w:p>
+      <w:pPr>
+        <w:tabs>
+          <w:tab w:val="left" w:pos="2292"/>
+        </w:tabs>
+        <w:rPr>
+          <w:lang w:val="vi-VN"/>
+        </w:rPr>
+      </w:pPr>
+      <w:r>
+        <w:rPr>
+          <w:lang w:val="vi-VN"/>
+        </w:rPr>
+        <w:t>`Peer2Peer.c` nên nói ở mức peer:</w:t>
+      </w:r>
+    </w:p>
+    <w:p>
+      <w:pPr>
+        <w:tabs>
+          <w:tab w:val="left" w:pos="2292"/>
+        </w:tabs>
+        <w:rPr>
+          <w:lang w:val="vi-VN"/>
+        </w:rPr>
+      </w:pPr>
+    </w:p>
+    <w:p>
+      <w:pPr>
+        <w:tabs>
+          <w:tab w:val="left" w:pos="2292"/>
+        </w:tabs>
+        <w:rPr>
+          <w:lang w:val="vi-VN"/>
+        </w:rPr>
+      </w:pPr>
+      <w:r>
+        <w:rPr>
+          <w:lang w:val="vi-VN"/>
+        </w:rPr>
+        <w:t>```c</w:t>
+      </w:r>
+    </w:p>
+    <w:p>
+      <w:pPr>
+        <w:tabs>
+          <w:tab w:val="left" w:pos="2292"/>
+        </w:tabs>
+        <w:rPr>
+          <w:lang w:val="vi-VN"/>
+        </w:rPr>
+      </w:pPr>
+      <w:r>
+        <w:rPr>
+          <w:lang w:val="vi-VN"/>
+        </w:rPr>
+        <w:t>sendTo_udp(peer, msg, ip, port);</w:t>
+      </w:r>
+    </w:p>
+    <w:p>
+      <w:pPr>
+        <w:tabs>
+          <w:tab w:val="left" w:pos="2292"/>
+        </w:tabs>
+        <w:rPr>
+          <w:lang w:val="vi-VN"/>
+        </w:rPr>
+      </w:pPr>
+      <w:r>
+        <w:rPr>
+          <w:lang w:val="vi-VN"/>
+        </w:rPr>
+        <w:t>```</w:t>
+      </w:r>
+    </w:p>
+    <w:p>
+      <w:pPr>
+        <w:tabs>
+          <w:tab w:val="left" w:pos="2292"/>
+        </w:tabs>
+        <w:rPr>
+          <w:lang w:val="vi-VN"/>
+        </w:rPr>
+      </w:pPr>
+    </w:p>
+    <w:p>
+      <w:pPr>
+        <w:tabs>
+          <w:tab w:val="left" w:pos="2292"/>
+        </w:tabs>
+        <w:rPr>
+          <w:lang w:val="vi-VN"/>
+        </w:rPr>
+      </w:pPr>
+      <w:r>
+        <w:rPr>
+          <w:lang w:val="vi-VN"/>
+        </w:rPr>
+        <w:t>`UDPSocket.c` mới nói ở mức socket thật:</w:t>
+      </w:r>
+    </w:p>
+    <w:p>
+      <w:pPr>
+        <w:tabs>
+          <w:tab w:val="left" w:pos="2292"/>
+        </w:tabs>
+        <w:rPr>
+          <w:lang w:val="vi-VN"/>
+        </w:rPr>
+      </w:pPr>
+    </w:p>
+    <w:p>
+      <w:pPr>
+        <w:tabs>
+          <w:tab w:val="left" w:pos="2292"/>
+        </w:tabs>
+        <w:rPr>
+          <w:lang w:val="vi-VN"/>
+        </w:rPr>
+      </w:pPr>
+      <w:r>
+        <w:rPr>
+          <w:lang w:val="vi-VN"/>
+        </w:rPr>
+        <w:t>```c</w:t>
+      </w:r>
+    </w:p>
+    <w:p>
+      <w:pPr>
+        <w:tabs>
+          <w:tab w:val="left" w:pos="2292"/>
+        </w:tabs>
+        <w:rPr>
+          <w:lang w:val="vi-VN"/>
+        </w:rPr>
+      </w:pPr>
+      <w:r>
+        <w:rPr>
+          <w:lang w:val="vi-VN"/>
+        </w:rPr>
+        <w:t>sendTo(socket, msg, ip, port);</w:t>
+      </w:r>
+    </w:p>
+    <w:p>
+      <w:pPr>
+        <w:tabs>
+          <w:tab w:val="left" w:pos="2292"/>
+        </w:tabs>
+        <w:rPr>
+          <w:lang w:val="vi-VN"/>
+        </w:rPr>
+      </w:pPr>
+      <w:r>
+        <w:rPr>
+          <w:lang w:val="vi-VN"/>
+        </w:rPr>
+        <w:t>```</w:t>
+      </w:r>
+    </w:p>
+    <w:p>
+      <w:pPr>
+        <w:tabs>
+          <w:tab w:val="left" w:pos="2292"/>
+        </w:tabs>
+        <w:rPr>
+          <w:lang w:val="vi-VN"/>
+        </w:rPr>
+      </w:pPr>
+    </w:p>
+    <w:p>
+      <w:pPr>
+        <w:tabs>
+          <w:tab w:val="left" w:pos="2292"/>
+        </w:tabs>
+        <w:rPr>
+          <w:lang w:val="vi-VN"/>
+        </w:rPr>
+      </w:pPr>
+      <w:r>
+        <w:rPr>
+          <w:lang w:val="vi-VN"/>
+        </w:rPr>
+        <w:t>3. **Check lỗi dễ hơn**</w:t>
+      </w:r>
+    </w:p>
+    <w:p>
+      <w:pPr>
+        <w:tabs>
+          <w:tab w:val="left" w:pos="2292"/>
+        </w:tabs>
+        <w:rPr>
+          <w:lang w:val="vi-VN"/>
+        </w:rPr>
+      </w:pPr>
+    </w:p>
+    <w:p>
+      <w:pPr>
+        <w:tabs>
+          <w:tab w:val="left" w:pos="2292"/>
+        </w:tabs>
+        <w:rPr>
+          <w:lang w:val="vi-VN"/>
+        </w:rPr>
+      </w:pPr>
+      <w:r>
+        <w:rPr>
+          <w:lang w:val="vi-VN"/>
+        </w:rPr>
+        <w:t>Nếu truyền `Peer2Peer*`, hàm có thể check đầy đủ:</w:t>
+      </w:r>
+    </w:p>
+    <w:p>
+      <w:pPr>
+        <w:tabs>
+          <w:tab w:val="left" w:pos="2292"/>
+        </w:tabs>
+        <w:rPr>
+          <w:lang w:val="vi-VN"/>
+        </w:rPr>
+      </w:pPr>
+    </w:p>
+    <w:p>
+      <w:pPr>
+        <w:tabs>
+          <w:tab w:val="left" w:pos="2292"/>
+        </w:tabs>
+        <w:rPr>
+          <w:lang w:val="vi-VN"/>
+        </w:rPr>
+      </w:pPr>
+      <w:r>
+        <w:rPr>
+          <w:lang w:val="vi-VN"/>
+        </w:rPr>
+        <w:t>```c</w:t>
+      </w:r>
+    </w:p>
+    <w:p>
+      <w:pPr>
+        <w:tabs>
+          <w:tab w:val="left" w:pos="2292"/>
+        </w:tabs>
+        <w:rPr>
+          <w:lang w:val="vi-VN"/>
+        </w:rPr>
+      </w:pPr>
+      <w:r>
+        <w:rPr>
+          <w:lang w:val="vi-VN"/>
+        </w:rPr>
+        <w:t>if (peer == NULL || peer-&gt;udp_socket == NULL || msg == NULL || ip == NULL) {</w:t>
+      </w:r>
+    </w:p>
+    <w:p>
+      <w:pPr>
+        <w:tabs>
+          <w:tab w:val="left" w:pos="2292"/>
+        </w:tabs>
+        <w:rPr>
+          <w:lang w:val="vi-VN"/>
+        </w:rPr>
+      </w:pPr>
+      <w:r>
+        <w:rPr>
+          <w:lang w:val="vi-VN"/>
+        </w:rPr>
+        <w:t xml:space="preserve">    return;</w:t>
+      </w:r>
+    </w:p>
+    <w:p>
+      <w:pPr>
+        <w:tabs>
+          <w:tab w:val="left" w:pos="2292"/>
+        </w:tabs>
+        <w:rPr>
+          <w:lang w:val="vi-VN"/>
+        </w:rPr>
+      </w:pPr>
+      <w:r>
+        <w:rPr>
+          <w:lang w:val="vi-VN"/>
+        </w:rPr>
+        <w:t>}</w:t>
+      </w:r>
+    </w:p>
+    <w:p>
+      <w:pPr>
+        <w:tabs>
+          <w:tab w:val="left" w:pos="2292"/>
+        </w:tabs>
+        <w:rPr>
+          <w:lang w:val="vi-VN"/>
+        </w:rPr>
+      </w:pPr>
+      <w:r>
+        <w:rPr>
+          <w:lang w:val="vi-VN"/>
+        </w:rPr>
+        <w:t>```</w:t>
+      </w:r>
+    </w:p>
+    <w:p>
+      <w:pPr>
+        <w:tabs>
+          <w:tab w:val="left" w:pos="2292"/>
+        </w:tabs>
+        <w:rPr>
+          <w:lang w:val="vi-VN"/>
+        </w:rPr>
+      </w:pPr>
+    </w:p>
+    <w:p>
+      <w:pPr>
+        <w:tabs>
+          <w:tab w:val="left" w:pos="2292"/>
+        </w:tabs>
+        <w:rPr>
+          <w:lang w:val="vi-VN"/>
+        </w:rPr>
+      </w:pPr>
+      <w:r>
+        <w:rPr>
+          <w:lang w:val="vi-VN"/>
+        </w:rPr>
+        <w:t>Nếu chỉ truyền `socket_fd`, bạn chỉ có một con số. `0`, `-1`, socket đã đóng, socket sai loại... khó biết hơn.</w:t>
+      </w:r>
+    </w:p>
+    <w:p>
+      <w:pPr>
+        <w:tabs>
+          <w:tab w:val="left" w:pos="2292"/>
+        </w:tabs>
+        <w:rPr>
+          <w:lang w:val="vi-VN"/>
+        </w:rPr>
+      </w:pPr>
+    </w:p>
+    <w:p>
+      <w:pPr>
+        <w:tabs>
+          <w:tab w:val="left" w:pos="2292"/>
+        </w:tabs>
+        <w:rPr>
+          <w:lang w:val="vi-VN"/>
+        </w:rPr>
+      </w:pPr>
+      <w:r>
+        <w:rPr>
+          <w:lang w:val="vi-VN"/>
+        </w:rPr>
+        <w:t>4. **Tên hàm hợp nghĩa hơn**</w:t>
+      </w:r>
+    </w:p>
+    <w:p>
+      <w:pPr>
+        <w:tabs>
+          <w:tab w:val="left" w:pos="2292"/>
+        </w:tabs>
+        <w:rPr>
+          <w:lang w:val="vi-VN"/>
+        </w:rPr>
+      </w:pPr>
+    </w:p>
+    <w:p>
+      <w:pPr>
+        <w:tabs>
+          <w:tab w:val="left" w:pos="2292"/>
+        </w:tabs>
+        <w:rPr>
+          <w:lang w:val="vi-VN"/>
+        </w:rPr>
+      </w:pPr>
+      <w:r>
+        <w:rPr>
+          <w:lang w:val="vi-VN"/>
+        </w:rPr>
+        <w:t>Tên `sendTo_udp` nằm trong `Peer2Peer.c`, nên nó hợp với object `Peer2Peer`.</w:t>
+      </w:r>
+    </w:p>
+    <w:p>
+      <w:pPr>
+        <w:tabs>
+          <w:tab w:val="left" w:pos="2292"/>
+        </w:tabs>
+        <w:rPr>
+          <w:lang w:val="vi-VN"/>
+        </w:rPr>
+      </w:pPr>
+    </w:p>
+    <w:p>
+      <w:pPr>
+        <w:tabs>
+          <w:tab w:val="left" w:pos="2292"/>
+        </w:tabs>
+        <w:rPr>
+          <w:lang w:val="vi-VN"/>
+        </w:rPr>
+      </w:pPr>
+      <w:r>
+        <w:rPr>
+          <w:lang w:val="vi-VN"/>
+        </w:rPr>
+        <w:t>Nếu bạn muốn truyền thẳng `socket_fd`, hàm đó nên là hàm thấp hơn, ví dụ trong `UDPSocket.c`:</w:t>
+      </w:r>
+    </w:p>
+    <w:p>
+      <w:pPr>
+        <w:tabs>
+          <w:tab w:val="left" w:pos="2292"/>
+        </w:tabs>
+        <w:rPr>
+          <w:lang w:val="vi-VN"/>
+        </w:rPr>
+      </w:pPr>
+    </w:p>
+    <w:p>
+      <w:pPr>
+        <w:tabs>
+          <w:tab w:val="left" w:pos="2292"/>
+        </w:tabs>
+        <w:rPr>
+          <w:lang w:val="vi-VN"/>
+        </w:rPr>
+      </w:pPr>
+      <w:r>
+        <w:rPr>
+          <w:lang w:val="vi-VN"/>
+        </w:rPr>
+        <w:t>```c</w:t>
+      </w:r>
+    </w:p>
+    <w:p>
+      <w:pPr>
+        <w:tabs>
+          <w:tab w:val="left" w:pos="2292"/>
+        </w:tabs>
+        <w:rPr>
+          <w:lang w:val="vi-VN"/>
+        </w:rPr>
+      </w:pPr>
+      <w:r>
+        <w:rPr>
+          <w:lang w:val="vi-VN"/>
+        </w:rPr>
+        <w:t>sendTo(int socket_fd, char* msg, char* ip, int port);</w:t>
+      </w:r>
+    </w:p>
+    <w:p>
+      <w:pPr>
+        <w:tabs>
+          <w:tab w:val="left" w:pos="2292"/>
+        </w:tabs>
+        <w:rPr>
+          <w:lang w:val="vi-VN"/>
+        </w:rPr>
+      </w:pPr>
+      <w:r>
+        <w:rPr>
+          <w:lang w:val="vi-VN"/>
+        </w:rPr>
+        <w:t>```</w:t>
+      </w:r>
+    </w:p>
+    <w:p>
+      <w:pPr>
+        <w:tabs>
+          <w:tab w:val="left" w:pos="2292"/>
+        </w:tabs>
+        <w:rPr>
+          <w:lang w:val="vi-VN"/>
+        </w:rPr>
+      </w:pPr>
+    </w:p>
+    <w:p>
+      <w:pPr>
+        <w:tabs>
+          <w:tab w:val="left" w:pos="2292"/>
+        </w:tabs>
+        <w:rPr>
+          <w:lang w:val="vi-VN"/>
+        </w:rPr>
+      </w:pPr>
+      <w:r>
+        <w:rPr>
+          <w:lang w:val="vi-VN"/>
+        </w:rPr>
+        <w:t>Tóm gọn:</w:t>
+      </w:r>
+    </w:p>
+    <w:p>
+      <w:pPr>
+        <w:tabs>
+          <w:tab w:val="left" w:pos="2292"/>
+        </w:tabs>
+        <w:rPr>
+          <w:lang w:val="vi-VN"/>
+        </w:rPr>
+      </w:pPr>
+    </w:p>
+    <w:p>
+      <w:pPr>
+        <w:tabs>
+          <w:tab w:val="left" w:pos="2292"/>
+        </w:tabs>
+        <w:rPr>
+          <w:lang w:val="vi-VN"/>
+        </w:rPr>
+      </w:pPr>
+      <w:r>
+        <w:rPr>
+          <w:lang w:val="vi-VN"/>
+        </w:rPr>
+        <w:t>```c</w:t>
+      </w:r>
+    </w:p>
+    <w:p>
+      <w:pPr>
+        <w:tabs>
+          <w:tab w:val="left" w:pos="2292"/>
+        </w:tabs>
+        <w:rPr>
+          <w:lang w:val="vi-VN"/>
+        </w:rPr>
+      </w:pPr>
+      <w:r>
+        <w:rPr>
+          <w:lang w:val="vi-VN"/>
+        </w:rPr>
+        <w:t>sendTo_udp(Peer2Peer* peer, ...)</w:t>
+      </w:r>
+    </w:p>
+    <w:p>
+      <w:pPr>
+        <w:tabs>
+          <w:tab w:val="left" w:pos="2292"/>
+        </w:tabs>
+        <w:rPr>
+          <w:lang w:val="vi-VN"/>
+        </w:rPr>
+      </w:pPr>
+      <w:r>
+        <w:rPr>
+          <w:lang w:val="vi-VN"/>
+        </w:rPr>
+        <w:t>```</w:t>
+      </w:r>
+    </w:p>
+    <w:p>
+      <w:pPr>
+        <w:tabs>
+          <w:tab w:val="left" w:pos="2292"/>
+        </w:tabs>
+        <w:rPr>
+          <w:lang w:val="vi-VN"/>
+        </w:rPr>
+      </w:pPr>
+    </w:p>
+    <w:p>
+      <w:pPr>
+        <w:tabs>
+          <w:tab w:val="left" w:pos="2292"/>
+        </w:tabs>
+        <w:rPr>
+          <w:lang w:val="vi-VN"/>
+        </w:rPr>
+      </w:pPr>
+      <w:r>
+        <w:rPr>
+          <w:lang w:val="vi-VN"/>
+        </w:rPr>
+        <w:t>là cách “gửi qua peer hiện tại”.</w:t>
+      </w:r>
+    </w:p>
+    <w:p>
+      <w:pPr>
+        <w:tabs>
+          <w:tab w:val="left" w:pos="2292"/>
+        </w:tabs>
+        <w:rPr>
+          <w:lang w:val="vi-VN"/>
+        </w:rPr>
+      </w:pPr>
+    </w:p>
+    <w:p>
+      <w:pPr>
+        <w:tabs>
+          <w:tab w:val="left" w:pos="2292"/>
+        </w:tabs>
+        <w:rPr>
+          <w:lang w:val="vi-VN"/>
+        </w:rPr>
+      </w:pPr>
+      <w:r>
+        <w:rPr>
+          <w:lang w:val="vi-VN"/>
+        </w:rPr>
+        <w:t>```c</w:t>
+      </w:r>
+    </w:p>
+    <w:p>
+      <w:pPr>
+        <w:tabs>
+          <w:tab w:val="left" w:pos="2292"/>
+        </w:tabs>
+        <w:rPr>
+          <w:lang w:val="vi-VN"/>
+        </w:rPr>
+      </w:pPr>
+      <w:r>
+        <w:rPr>
+          <w:lang w:val="vi-VN"/>
+        </w:rPr>
+        <w:t>sendTo(int socket_fd, ...)</w:t>
+      </w:r>
+    </w:p>
+    <w:p>
+      <w:pPr>
+        <w:tabs>
+          <w:tab w:val="left" w:pos="2292"/>
+        </w:tabs>
+        <w:rPr>
+          <w:lang w:val="vi-VN"/>
+        </w:rPr>
+      </w:pPr>
+      <w:r>
+        <w:rPr>
+          <w:lang w:val="vi-VN"/>
+        </w:rPr>
+        <w:t>```</w:t>
+      </w:r>
+    </w:p>
+    <w:p>
+      <w:pPr>
+        <w:tabs>
+          <w:tab w:val="left" w:pos="2292"/>
+        </w:tabs>
+        <w:rPr>
+          <w:lang w:val="vi-VN"/>
+        </w:rPr>
+      </w:pPr>
+    </w:p>
+    <w:p>
+      <w:pPr>
+        <w:tabs>
+          <w:tab w:val="left" w:pos="2292"/>
+        </w:tabs>
+        <w:rPr>
+          <w:lang w:val="vi-VN"/>
+        </w:rPr>
+      </w:pPr>
+      <w:r>
+        <w:rPr>
+          <w:lang w:val="vi-VN"/>
+        </w:rPr>
+        <w:t>là cách “gửi qua socket fd thô”.</w:t>
+      </w:r>
+    </w:p>
+    <w:p>
+      <w:pPr>
+        <w:tabs>
+          <w:tab w:val="left" w:pos="2292"/>
+        </w:tabs>
+        <w:rPr>
+          <w:lang w:val="vi-VN"/>
+        </w:rPr>
+      </w:pPr>
+    </w:p>
+    <w:p>
+      <w:pPr>
+        <w:tabs>
+          <w:tab w:val="left" w:pos="2292"/>
+        </w:tabs>
+        <w:rPr>
+          <w:lang w:val="vi-VN"/>
+        </w:rPr>
+      </w:pPr>
+      <w:r>
+        <w:rPr>
+          <w:lang w:val="vi-VN"/>
+        </w:rPr>
+        <w:t>Cả hai đều chạy được, nhưng truyền `Peer2Peer*` giúp code ít phụ thuộc chéo, dễ sửa, ít lỗi hơn khi project lớn lên.</w:t>
+      </w:r>
+    </w:p>
+    <w:p>
+      <w:pPr>
+        <w:rPr>
+          <w:lang w:val="vi-VN"/>
+        </w:rPr>
+      </w:pPr>
+      <w:r>
+        <w:rPr>
+          <w:lang w:val="vi-VN"/>
+        </w:rPr>
+        <w:br w:type="page"/>
+      </w:r>
+    </w:p>
+    <w:p>
+      <w:pPr>
+        <w:tabs>
+          <w:tab w:val="left" w:pos="2292"/>
+        </w:tabs>
+        <w:rPr>
+          <w:lang w:val="vi-VN"/>
+        </w:rPr>
+      </w:pPr>
+      <w:r>
+        <w:rPr>
+          <w:lang w:val="vi-VN"/>
+        </w:rPr>
+        <w:lastRenderedPageBreak/>
+        <w:t>Có, truyền `Peer2Peer* peer` thường **debug dễ hơn**.</w:t>
+      </w:r>
+    </w:p>
+    <w:p>
+      <w:pPr>
+        <w:tabs>
+          <w:tab w:val="left" w:pos="2292"/>
+        </w:tabs>
+        <w:rPr>
+          <w:lang w:val="vi-VN"/>
+        </w:rPr>
+      </w:pPr>
+    </w:p>
+    <w:p>
+      <w:pPr>
+        <w:tabs>
+          <w:tab w:val="left" w:pos="2292"/>
+        </w:tabs>
+        <w:rPr>
+          <w:lang w:val="vi-VN"/>
+        </w:rPr>
+      </w:pPr>
+      <w:r>
+        <w:rPr>
+          <w:lang w:val="vi-VN"/>
+        </w:rPr>
+        <w:t>Vì khi debug bạn nhìn được nguyên “ngữ cảnh” của peer:</w:t>
+      </w:r>
+    </w:p>
+    <w:p>
+      <w:pPr>
+        <w:tabs>
+          <w:tab w:val="left" w:pos="2292"/>
+        </w:tabs>
+        <w:rPr>
+          <w:lang w:val="vi-VN"/>
+        </w:rPr>
+      </w:pPr>
+    </w:p>
+    <w:p>
+      <w:pPr>
+        <w:tabs>
+          <w:tab w:val="left" w:pos="2292"/>
+        </w:tabs>
+        <w:rPr>
+          <w:lang w:val="vi-VN"/>
+        </w:rPr>
+      </w:pPr>
+      <w:r>
+        <w:rPr>
+          <w:lang w:val="vi-VN"/>
+        </w:rPr>
+        <w:t>```c</w:t>
+      </w:r>
+    </w:p>
+    <w:p>
+      <w:pPr>
+        <w:tabs>
+          <w:tab w:val="left" w:pos="2292"/>
+        </w:tabs>
+        <w:rPr>
+          <w:lang w:val="vi-VN"/>
+        </w:rPr>
+      </w:pPr>
+      <w:r>
+        <w:rPr>
+          <w:lang w:val="vi-VN"/>
+        </w:rPr>
+        <w:t>peer-&gt;udp_socket</w:t>
+      </w:r>
+    </w:p>
+    <w:p>
+      <w:pPr>
+        <w:tabs>
+          <w:tab w:val="left" w:pos="2292"/>
+        </w:tabs>
+        <w:rPr>
+          <w:lang w:val="vi-VN"/>
+        </w:rPr>
+      </w:pPr>
+      <w:r>
+        <w:rPr>
+          <w:lang w:val="vi-VN"/>
+        </w:rPr>
+        <w:t>peer-&gt;port</w:t>
+      </w:r>
+    </w:p>
+    <w:p>
+      <w:pPr>
+        <w:tabs>
+          <w:tab w:val="left" w:pos="2292"/>
+        </w:tabs>
+        <w:rPr>
+          <w:lang w:val="vi-VN"/>
+        </w:rPr>
+      </w:pPr>
+      <w:r>
+        <w:rPr>
+          <w:lang w:val="vi-VN"/>
+        </w:rPr>
+        <w:t>peer-&gt;running</w:t>
+      </w:r>
+    </w:p>
+    <w:p>
+      <w:pPr>
+        <w:tabs>
+          <w:tab w:val="left" w:pos="2292"/>
+        </w:tabs>
+        <w:rPr>
+          <w:lang w:val="vi-VN"/>
+        </w:rPr>
+      </w:pPr>
+      <w:r>
+        <w:rPr>
+          <w:lang w:val="vi-VN"/>
+        </w:rPr>
+        <w:t>peer-&gt;buff</w:t>
+      </w:r>
+    </w:p>
+    <w:p>
+      <w:pPr>
+        <w:tabs>
+          <w:tab w:val="left" w:pos="2292"/>
+        </w:tabs>
+        <w:rPr>
+          <w:lang w:val="vi-VN"/>
+        </w:rPr>
+      </w:pPr>
+      <w:r>
+        <w:rPr>
+          <w:lang w:val="vi-VN"/>
+        </w:rPr>
+        <w:t>```</w:t>
+      </w:r>
+    </w:p>
+    <w:p>
+      <w:pPr>
+        <w:tabs>
+          <w:tab w:val="left" w:pos="2292"/>
+        </w:tabs>
+        <w:rPr>
+          <w:lang w:val="vi-VN"/>
+        </w:rPr>
+      </w:pPr>
+    </w:p>
+    <w:p>
+      <w:pPr>
+        <w:tabs>
+          <w:tab w:val="left" w:pos="2292"/>
+        </w:tabs>
+        <w:rPr>
+          <w:lang w:val="vi-VN"/>
+        </w:rPr>
+      </w:pPr>
+      <w:r>
+        <w:rPr>
+          <w:lang w:val="vi-VN"/>
+        </w:rPr>
+        <w:t>Ví dụ trong `gdb` bạn có thể xem:</w:t>
+      </w:r>
+    </w:p>
+    <w:p>
+      <w:pPr>
+        <w:tabs>
+          <w:tab w:val="left" w:pos="2292"/>
+        </w:tabs>
+        <w:rPr>
+          <w:lang w:val="vi-VN"/>
+        </w:rPr>
+      </w:pPr>
+    </w:p>
+    <w:p>
+      <w:pPr>
+        <w:tabs>
+          <w:tab w:val="left" w:pos="2292"/>
+        </w:tabs>
+        <w:rPr>
+          <w:lang w:val="vi-VN"/>
+        </w:rPr>
+      </w:pPr>
+      <w:r>
+        <w:rPr>
+          <w:lang w:val="vi-VN"/>
+        </w:rPr>
+        <w:t>```gdb</w:t>
+      </w:r>
+    </w:p>
+    <w:p>
+      <w:pPr>
+        <w:tabs>
+          <w:tab w:val="left" w:pos="2292"/>
+        </w:tabs>
+        <w:rPr>
+          <w:lang w:val="vi-VN"/>
+        </w:rPr>
+      </w:pPr>
+      <w:r>
+        <w:rPr>
+          <w:lang w:val="vi-VN"/>
+        </w:rPr>
+        <w:t>p *peer</w:t>
+      </w:r>
+    </w:p>
+    <w:p>
+      <w:pPr>
+        <w:tabs>
+          <w:tab w:val="left" w:pos="2292"/>
+        </w:tabs>
+        <w:rPr>
+          <w:lang w:val="vi-VN"/>
+        </w:rPr>
+      </w:pPr>
+      <w:r>
+        <w:rPr>
+          <w:lang w:val="vi-VN"/>
+        </w:rPr>
+        <w:t>p peer-&gt;port</w:t>
+      </w:r>
+    </w:p>
+    <w:p>
+      <w:pPr>
+        <w:tabs>
+          <w:tab w:val="left" w:pos="2292"/>
+        </w:tabs>
+        <w:rPr>
+          <w:lang w:val="vi-VN"/>
+        </w:rPr>
+      </w:pPr>
+      <w:r>
+        <w:rPr>
+          <w:lang w:val="vi-VN"/>
+        </w:rPr>
+        <w:t>p peer-&gt;udp_socket</w:t>
+      </w:r>
+    </w:p>
+    <w:p>
+      <w:pPr>
+        <w:tabs>
+          <w:tab w:val="left" w:pos="2292"/>
+        </w:tabs>
+        <w:rPr>
+          <w:lang w:val="vi-VN"/>
+        </w:rPr>
+      </w:pPr>
+      <w:r>
+        <w:rPr>
+          <w:lang w:val="vi-VN"/>
+        </w:rPr>
+        <w:t>p peer-&gt;udp_socket-&gt;socket_fd</w:t>
+      </w:r>
+    </w:p>
+    <w:p>
+      <w:pPr>
+        <w:tabs>
+          <w:tab w:val="left" w:pos="2292"/>
+        </w:tabs>
+        <w:rPr>
+          <w:lang w:val="vi-VN"/>
+        </w:rPr>
+      </w:pPr>
+      <w:r>
+        <w:rPr>
+          <w:lang w:val="vi-VN"/>
+        </w:rPr>
+        <w:t>```</w:t>
+      </w:r>
+    </w:p>
+    <w:p>
+      <w:pPr>
+        <w:tabs>
+          <w:tab w:val="left" w:pos="2292"/>
+        </w:tabs>
+        <w:rPr>
+          <w:lang w:val="vi-VN"/>
+        </w:rPr>
+      </w:pPr>
+    </w:p>
+    <w:p>
+      <w:pPr>
+        <w:tabs>
+          <w:tab w:val="left" w:pos="2292"/>
+        </w:tabs>
+        <w:rPr>
+          <w:lang w:val="vi-VN"/>
+        </w:rPr>
+      </w:pPr>
+      <w:r>
+        <w:rPr>
+          <w:lang w:val="vi-VN"/>
+        </w:rPr>
+        <w:t>Bạn biết ngay peer đã init chưa, UDP socket có NULL không, port đang bind là port nào.</w:t>
+      </w:r>
+    </w:p>
+    <w:p>
+      <w:pPr>
+        <w:tabs>
+          <w:tab w:val="left" w:pos="2292"/>
+        </w:tabs>
+        <w:rPr>
+          <w:lang w:val="vi-VN"/>
+        </w:rPr>
+      </w:pPr>
+    </w:p>
+    <w:p>
+      <w:pPr>
+        <w:tabs>
+          <w:tab w:val="left" w:pos="2292"/>
+        </w:tabs>
+        <w:rPr>
+          <w:lang w:val="vi-VN"/>
+        </w:rPr>
+      </w:pPr>
+      <w:r>
+        <w:rPr>
+          <w:lang w:val="vi-VN"/>
+        </w:rPr>
+        <w:t>Nếu chỉ truyền:</w:t>
+      </w:r>
+    </w:p>
+    <w:p>
+      <w:pPr>
+        <w:tabs>
+          <w:tab w:val="left" w:pos="2292"/>
+        </w:tabs>
+        <w:rPr>
+          <w:lang w:val="vi-VN"/>
+        </w:rPr>
+      </w:pPr>
+    </w:p>
+    <w:p>
+      <w:pPr>
+        <w:tabs>
+          <w:tab w:val="left" w:pos="2292"/>
+        </w:tabs>
+        <w:rPr>
+          <w:lang w:val="vi-VN"/>
+        </w:rPr>
+      </w:pPr>
+      <w:r>
+        <w:rPr>
+          <w:lang w:val="vi-VN"/>
+        </w:rPr>
+        <w:t>```c</w:t>
+      </w:r>
+    </w:p>
+    <w:p>
+      <w:pPr>
+        <w:tabs>
+          <w:tab w:val="left" w:pos="2292"/>
+        </w:tabs>
+        <w:rPr>
+          <w:lang w:val="vi-VN"/>
+        </w:rPr>
+      </w:pPr>
+      <w:r>
+        <w:rPr>
+          <w:lang w:val="vi-VN"/>
+        </w:rPr>
+        <w:t>int socket_fd</w:t>
+      </w:r>
+    </w:p>
+    <w:p>
+      <w:pPr>
+        <w:tabs>
+          <w:tab w:val="left" w:pos="2292"/>
+        </w:tabs>
+        <w:rPr>
+          <w:lang w:val="vi-VN"/>
+        </w:rPr>
+      </w:pPr>
+      <w:r>
+        <w:rPr>
+          <w:lang w:val="vi-VN"/>
+        </w:rPr>
+        <w:t>```</w:t>
+      </w:r>
+    </w:p>
+    <w:p>
+      <w:pPr>
+        <w:tabs>
+          <w:tab w:val="left" w:pos="2292"/>
+        </w:tabs>
+        <w:rPr>
+          <w:lang w:val="vi-VN"/>
+        </w:rPr>
+      </w:pPr>
+    </w:p>
+    <w:p>
+      <w:pPr>
+        <w:tabs>
+          <w:tab w:val="left" w:pos="2292"/>
+        </w:tabs>
+        <w:rPr>
+          <w:lang w:val="vi-VN"/>
+        </w:rPr>
+      </w:pPr>
+      <w:r>
+        <w:rPr>
+          <w:lang w:val="vi-VN"/>
+        </w:rPr>
+        <w:t>thì debug chỉ thấy một con số:</w:t>
+      </w:r>
+    </w:p>
+    <w:p>
+      <w:pPr>
+        <w:tabs>
+          <w:tab w:val="left" w:pos="2292"/>
+        </w:tabs>
+        <w:rPr>
+          <w:lang w:val="vi-VN"/>
+        </w:rPr>
+      </w:pPr>
+    </w:p>
+    <w:p>
+      <w:pPr>
+        <w:tabs>
+          <w:tab w:val="left" w:pos="2292"/>
+        </w:tabs>
+        <w:rPr>
+          <w:lang w:val="vi-VN"/>
+        </w:rPr>
+      </w:pPr>
+      <w:r>
+        <w:rPr>
+          <w:lang w:val="vi-VN"/>
+        </w:rPr>
+        <w:t>```c</w:t>
+      </w:r>
+    </w:p>
+    <w:p>
+      <w:pPr>
+        <w:tabs>
+          <w:tab w:val="left" w:pos="2292"/>
+        </w:tabs>
+        <w:rPr>
+          <w:lang w:val="vi-VN"/>
+        </w:rPr>
+      </w:pPr>
+      <w:r>
+        <w:rPr>
+          <w:lang w:val="vi-VN"/>
+        </w:rPr>
+        <w:t>socket_fd = 5</w:t>
+      </w:r>
+    </w:p>
+    <w:p>
+      <w:pPr>
+        <w:tabs>
+          <w:tab w:val="left" w:pos="2292"/>
+        </w:tabs>
+        <w:rPr>
+          <w:lang w:val="vi-VN"/>
+        </w:rPr>
+      </w:pPr>
+      <w:r>
+        <w:rPr>
+          <w:lang w:val="vi-VN"/>
+        </w:rPr>
+        <w:t>```</w:t>
+      </w:r>
+    </w:p>
+    <w:p>
+      <w:pPr>
+        <w:tabs>
+          <w:tab w:val="left" w:pos="2292"/>
+        </w:tabs>
+        <w:rPr>
+          <w:lang w:val="vi-VN"/>
+        </w:rPr>
+      </w:pPr>
+    </w:p>
+    <w:p>
+      <w:pPr>
+        <w:tabs>
+          <w:tab w:val="left" w:pos="2292"/>
+        </w:tabs>
+        <w:rPr>
+          <w:lang w:val="vi-VN"/>
+        </w:rPr>
+      </w:pPr>
+      <w:r>
+        <w:rPr>
+          <w:lang w:val="vi-VN"/>
+        </w:rPr>
+        <w:t>Bạn không biết số `5` này thuộc peer nào, bind port nào, socket đã init từ đâu, object `Peer2Peer` còn sống không.</w:t>
+      </w:r>
+    </w:p>
+    <w:p>
+      <w:pPr>
+        <w:tabs>
+          <w:tab w:val="left" w:pos="2292"/>
+        </w:tabs>
+        <w:rPr>
+          <w:lang w:val="vi-VN"/>
+        </w:rPr>
+      </w:pPr>
+    </w:p>
+    <w:p>
+      <w:pPr>
+        <w:tabs>
+          <w:tab w:val="left" w:pos="2292"/>
+        </w:tabs>
+        <w:rPr>
+          <w:lang w:val="vi-VN"/>
+        </w:rPr>
+      </w:pPr>
+      <w:r>
+        <w:rPr>
+          <w:lang w:val="vi-VN"/>
+        </w:rPr>
+        <w:t>Ví dụ khi lỗi gửi message, với `Peer2Peer*` bạn check được:</w:t>
+      </w:r>
+    </w:p>
+    <w:p>
+      <w:pPr>
+        <w:tabs>
+          <w:tab w:val="left" w:pos="2292"/>
+        </w:tabs>
+        <w:rPr>
+          <w:lang w:val="vi-VN"/>
+        </w:rPr>
+      </w:pPr>
+    </w:p>
+    <w:p>
+      <w:pPr>
+        <w:tabs>
+          <w:tab w:val="left" w:pos="2292"/>
+        </w:tabs>
+        <w:rPr>
+          <w:lang w:val="vi-VN"/>
+        </w:rPr>
+      </w:pPr>
+      <w:r>
+        <w:rPr>
+          <w:lang w:val="vi-VN"/>
+        </w:rPr>
+        <w:t>```c</w:t>
+      </w:r>
+    </w:p>
+    <w:p>
+      <w:pPr>
+        <w:tabs>
+          <w:tab w:val="left" w:pos="2292"/>
+        </w:tabs>
+        <w:rPr>
+          <w:lang w:val="vi-VN"/>
+        </w:rPr>
+      </w:pPr>
+      <w:r>
+        <w:rPr>
+          <w:lang w:val="vi-VN"/>
+        </w:rPr>
+        <w:t>if (peer == NULL)</w:t>
+      </w:r>
+    </w:p>
+    <w:p>
+      <w:pPr>
+        <w:tabs>
+          <w:tab w:val="left" w:pos="2292"/>
+        </w:tabs>
+        <w:rPr>
+          <w:lang w:val="vi-VN"/>
+        </w:rPr>
+      </w:pPr>
+      <w:r>
+        <w:rPr>
+          <w:lang w:val="vi-VN"/>
+        </w:rPr>
+        <w:t xml:space="preserve">    printf("peer NULL\n");</w:t>
+      </w:r>
+    </w:p>
+    <w:p>
+      <w:pPr>
+        <w:tabs>
+          <w:tab w:val="left" w:pos="2292"/>
+        </w:tabs>
+        <w:rPr>
+          <w:lang w:val="vi-VN"/>
+        </w:rPr>
+      </w:pPr>
+    </w:p>
+    <w:p>
+      <w:pPr>
+        <w:tabs>
+          <w:tab w:val="left" w:pos="2292"/>
+        </w:tabs>
+        <w:rPr>
+          <w:lang w:val="vi-VN"/>
+        </w:rPr>
+      </w:pPr>
+      <w:r>
+        <w:rPr>
+          <w:lang w:val="vi-VN"/>
+        </w:rPr>
+        <w:t>if (peer-&gt;udp_socket == NULL)</w:t>
+      </w:r>
+    </w:p>
+    <w:p>
+      <w:pPr>
+        <w:tabs>
+          <w:tab w:val="left" w:pos="2292"/>
+        </w:tabs>
+        <w:rPr>
+          <w:lang w:val="vi-VN"/>
+        </w:rPr>
+      </w:pPr>
+      <w:r>
+        <w:rPr>
+          <w:lang w:val="vi-VN"/>
+        </w:rPr>
+        <w:t xml:space="preserve">    printf("udp_socket NULL\n");</w:t>
+      </w:r>
+    </w:p>
+    <w:p>
+      <w:pPr>
+        <w:tabs>
+          <w:tab w:val="left" w:pos="2292"/>
+        </w:tabs>
+        <w:rPr>
+          <w:lang w:val="vi-VN"/>
+        </w:rPr>
+      </w:pPr>
+    </w:p>
+    <w:p>
+      <w:pPr>
+        <w:tabs>
+          <w:tab w:val="left" w:pos="2292"/>
+        </w:tabs>
+        <w:rPr>
+          <w:lang w:val="vi-VN"/>
+        </w:rPr>
+      </w:pPr>
+      <w:r>
+        <w:rPr>
+          <w:lang w:val="vi-VN"/>
+        </w:rPr>
+        <w:t>printf("local udp port: %d\n", peer-&gt;port);</w:t>
+      </w:r>
+    </w:p>
+    <w:p>
+      <w:pPr>
+        <w:tabs>
+          <w:tab w:val="left" w:pos="2292"/>
+        </w:tabs>
+        <w:rPr>
+          <w:lang w:val="vi-VN"/>
+        </w:rPr>
+      </w:pPr>
+      <w:r>
+        <w:rPr>
+          <w:lang w:val="vi-VN"/>
+        </w:rPr>
+        <w:t>printf("target ip: %s\n", ip);</w:t>
+      </w:r>
+    </w:p>
+    <w:p>
+      <w:pPr>
+        <w:tabs>
+          <w:tab w:val="left" w:pos="2292"/>
+        </w:tabs>
+        <w:rPr>
+          <w:lang w:val="vi-VN"/>
+        </w:rPr>
+      </w:pPr>
+      <w:r>
+        <w:rPr>
+          <w:lang w:val="vi-VN"/>
+        </w:rPr>
+        <w:t>printf("target port: %d\n", port);</w:t>
+      </w:r>
+    </w:p>
+    <w:p>
+      <w:pPr>
+        <w:tabs>
+          <w:tab w:val="left" w:pos="2292"/>
+        </w:tabs>
+        <w:rPr>
+          <w:lang w:val="vi-VN"/>
+        </w:rPr>
+      </w:pPr>
+      <w:r>
+        <w:rPr>
+          <w:lang w:val="vi-VN"/>
+        </w:rPr>
+        <w:t>```</w:t>
+      </w:r>
+    </w:p>
+    <w:p>
+      <w:pPr>
+        <w:tabs>
+          <w:tab w:val="left" w:pos="2292"/>
+        </w:tabs>
+        <w:rPr>
+          <w:lang w:val="vi-VN"/>
+        </w:rPr>
+      </w:pPr>
+    </w:p>
+    <w:p>
+      <w:pPr>
+        <w:tabs>
+          <w:tab w:val="left" w:pos="2292"/>
+        </w:tabs>
+        <w:rPr>
+          <w:lang w:val="vi-VN"/>
+        </w:rPr>
+      </w:pPr>
+      <w:r>
+        <w:rPr>
+          <w:lang w:val="vi-VN"/>
+        </w:rPr>
+        <w:t>Còn với `socket_fd`, bạn chỉ check được đại khái:</w:t>
+      </w:r>
+    </w:p>
+    <w:p>
+      <w:pPr>
+        <w:tabs>
+          <w:tab w:val="left" w:pos="2292"/>
+        </w:tabs>
+        <w:rPr>
+          <w:lang w:val="vi-VN"/>
+        </w:rPr>
+      </w:pPr>
+    </w:p>
+    <w:p>
+      <w:pPr>
+        <w:tabs>
+          <w:tab w:val="left" w:pos="2292"/>
+        </w:tabs>
+        <w:rPr>
+          <w:lang w:val="vi-VN"/>
+        </w:rPr>
+      </w:pPr>
+      <w:r>
+        <w:rPr>
+          <w:lang w:val="vi-VN"/>
+        </w:rPr>
+        <w:t>```c</w:t>
+      </w:r>
+    </w:p>
+    <w:p>
+      <w:pPr>
+        <w:tabs>
+          <w:tab w:val="left" w:pos="2292"/>
+        </w:tabs>
+        <w:rPr>
+          <w:lang w:val="vi-VN"/>
+        </w:rPr>
+      </w:pPr>
+      <w:r>
+        <w:rPr>
+          <w:lang w:val="vi-VN"/>
+        </w:rPr>
+        <w:t>if (socket_fd &lt; 0)</w:t>
+      </w:r>
+    </w:p>
+    <w:p>
+      <w:pPr>
+        <w:tabs>
+          <w:tab w:val="left" w:pos="2292"/>
+        </w:tabs>
+        <w:rPr>
+          <w:lang w:val="vi-VN"/>
+        </w:rPr>
+      </w:pPr>
+      <w:r>
+        <w:rPr>
+          <w:lang w:val="vi-VN"/>
+        </w:rPr>
+        <w:t xml:space="preserve">    printf("bad socket fd\n");</w:t>
+      </w:r>
+    </w:p>
+    <w:p>
+      <w:pPr>
+        <w:tabs>
+          <w:tab w:val="left" w:pos="2292"/>
+        </w:tabs>
+        <w:rPr>
+          <w:lang w:val="vi-VN"/>
+        </w:rPr>
+      </w:pPr>
+      <w:r>
+        <w:rPr>
+          <w:lang w:val="vi-VN"/>
+        </w:rPr>
+        <w:t>```</w:t>
+      </w:r>
+    </w:p>
+    <w:p>
+      <w:pPr>
+        <w:tabs>
+          <w:tab w:val="left" w:pos="2292"/>
+        </w:tabs>
+        <w:rPr>
+          <w:lang w:val="vi-VN"/>
+        </w:rPr>
+      </w:pPr>
+    </w:p>
+    <w:p>
+      <w:pPr>
+        <w:tabs>
+          <w:tab w:val="left" w:pos="2292"/>
+        </w:tabs>
+        <w:rPr>
+          <w:lang w:val="vi-VN"/>
+        </w:rPr>
+      </w:pPr>
+      <w:r>
+        <w:rPr>
+          <w:lang w:val="vi-VN"/>
+        </w:rPr>
+        <w:lastRenderedPageBreak/>
+        <w:t>Ngoài ra nếu crash do pointer NULL, call stack cũng rõ hơn:</w:t>
+      </w:r>
+    </w:p>
+    <w:p>
+      <w:pPr>
+        <w:tabs>
+          <w:tab w:val="left" w:pos="2292"/>
+        </w:tabs>
+        <w:rPr>
+          <w:lang w:val="vi-VN"/>
+        </w:rPr>
+      </w:pPr>
+    </w:p>
+    <w:p>
+      <w:pPr>
+        <w:tabs>
+          <w:tab w:val="left" w:pos="2292"/>
+        </w:tabs>
+        <w:rPr>
+          <w:lang w:val="vi-VN"/>
+        </w:rPr>
+      </w:pPr>
+      <w:r>
+        <w:rPr>
+          <w:lang w:val="vi-VN"/>
+        </w:rPr>
+        <w:t>```c</w:t>
+      </w:r>
+    </w:p>
+    <w:p>
+      <w:pPr>
+        <w:tabs>
+          <w:tab w:val="left" w:pos="2292"/>
+        </w:tabs>
+        <w:rPr>
+          <w:lang w:val="vi-VN"/>
+        </w:rPr>
+      </w:pPr>
+      <w:r>
+        <w:rPr>
+          <w:lang w:val="vi-VN"/>
+        </w:rPr>
+        <w:t>sendMsgToSession()</w:t>
+      </w:r>
+    </w:p>
+    <w:p>
+      <w:pPr>
+        <w:tabs>
+          <w:tab w:val="left" w:pos="2292"/>
+        </w:tabs>
+        <w:rPr>
+          <w:lang w:val="vi-VN"/>
+        </w:rPr>
+      </w:pPr>
+      <w:r>
+        <w:rPr>
+          <w:lang w:val="vi-VN"/>
+        </w:rPr>
+        <w:t>sendTo_udp(Peer2Peer* peer, ...)</w:t>
+      </w:r>
+    </w:p>
+    <w:p>
+      <w:pPr>
+        <w:tabs>
+          <w:tab w:val="left" w:pos="2292"/>
+        </w:tabs>
+        <w:rPr>
+          <w:lang w:val="vi-VN"/>
+        </w:rPr>
+      </w:pPr>
+      <w:r>
+        <w:rPr>
+          <w:lang w:val="vi-VN"/>
+        </w:rPr>
+        <w:t>sendTo(...)</w:t>
+      </w:r>
+    </w:p>
+    <w:p>
+      <w:pPr>
+        <w:tabs>
+          <w:tab w:val="left" w:pos="2292"/>
+        </w:tabs>
+        <w:rPr>
+          <w:lang w:val="vi-VN"/>
+        </w:rPr>
+      </w:pPr>
+      <w:r>
+        <w:rPr>
+          <w:lang w:val="vi-VN"/>
+        </w:rPr>
+        <w:t>```</w:t>
+      </w:r>
+    </w:p>
+    <w:p>
+      <w:pPr>
+        <w:tabs>
+          <w:tab w:val="left" w:pos="2292"/>
+        </w:tabs>
+        <w:rPr>
+          <w:lang w:val="vi-VN"/>
+        </w:rPr>
+      </w:pPr>
+    </w:p>
+    <w:p>
+      <w:pPr>
+        <w:tabs>
+          <w:tab w:val="left" w:pos="2292"/>
+        </w:tabs>
+        <w:rPr>
+          <w:lang w:val="vi-VN"/>
+        </w:rPr>
+      </w:pPr>
+      <w:r>
+        <w:rPr>
+          <w:lang w:val="vi-VN"/>
+        </w:rPr>
+        <w:t>Nhìn là biết lỗi nằm ở object peer hoặc UDP socket.</w:t>
+      </w:r>
+    </w:p>
+    <w:p>
+      <w:pPr>
+        <w:tabs>
+          <w:tab w:val="left" w:pos="2292"/>
+        </w:tabs>
+        <w:rPr>
+          <w:lang w:val="vi-VN"/>
+        </w:rPr>
+      </w:pPr>
+    </w:p>
+    <w:p>
+      <w:pPr>
+        <w:tabs>
+          <w:tab w:val="left" w:pos="2292"/>
+        </w:tabs>
+        <w:rPr>
+          <w:lang w:val="vi-VN"/>
+        </w:rPr>
+      </w:pPr>
+      <w:r>
+        <w:rPr>
+          <w:lang w:val="vi-VN"/>
+        </w:rPr>
+        <w:t>Còn nếu truyền `socket_fd` từ ngoài vào:</w:t>
+      </w:r>
+    </w:p>
+    <w:p>
+      <w:pPr>
+        <w:tabs>
+          <w:tab w:val="left" w:pos="2292"/>
+        </w:tabs>
+        <w:rPr>
+          <w:lang w:val="vi-VN"/>
+        </w:rPr>
+      </w:pPr>
+    </w:p>
+    <w:p>
+      <w:pPr>
+        <w:tabs>
+          <w:tab w:val="left" w:pos="2292"/>
+        </w:tabs>
+        <w:rPr>
+          <w:lang w:val="vi-VN"/>
+        </w:rPr>
+      </w:pPr>
+      <w:r>
+        <w:rPr>
+          <w:lang w:val="vi-VN"/>
+        </w:rPr>
+        <w:t>```c</w:t>
+      </w:r>
+    </w:p>
+    <w:p>
+      <w:pPr>
+        <w:tabs>
+          <w:tab w:val="left" w:pos="2292"/>
+        </w:tabs>
+        <w:rPr>
+          <w:lang w:val="vi-VN"/>
+        </w:rPr>
+      </w:pPr>
+      <w:r>
+        <w:rPr>
+          <w:lang w:val="vi-VN"/>
+        </w:rPr>
+        <w:t>sendTo_udp(cli-&gt;peer-&gt;udp_socket-&gt;socket_fd, ...)</w:t>
+      </w:r>
+    </w:p>
+    <w:p>
+      <w:pPr>
+        <w:tabs>
+          <w:tab w:val="left" w:pos="2292"/>
+        </w:tabs>
+        <w:rPr>
+          <w:lang w:val="vi-VN"/>
+        </w:rPr>
+      </w:pPr>
+      <w:r>
+        <w:rPr>
+          <w:lang w:val="vi-VN"/>
+        </w:rPr>
+        <w:t>```</w:t>
+      </w:r>
+    </w:p>
+    <w:p>
+      <w:pPr>
+        <w:tabs>
+          <w:tab w:val="left" w:pos="2292"/>
+        </w:tabs>
+        <w:rPr>
+          <w:lang w:val="vi-VN"/>
+        </w:rPr>
+      </w:pPr>
+    </w:p>
+    <w:p>
+      <w:pPr>
+        <w:tabs>
+          <w:tab w:val="left" w:pos="2292"/>
+        </w:tabs>
+        <w:rPr>
+          <w:lang w:val="vi-VN"/>
+        </w:rPr>
+      </w:pPr>
+      <w:r>
+        <w:rPr>
+          <w:lang w:val="vi-VN"/>
+        </w:rPr>
+        <w:t>nó có thể crash ngay trước khi vào `sendTo_udp`, vì `cli-&gt;peer` hoặc `cli-&gt;peer-&gt;udp_socket` NULL. Lúc đó bạn không debug được bên trong `sendTo_udp` nữa.</w:t>
+      </w:r>
+    </w:p>
+    <w:p>
+      <w:pPr>
+        <w:tabs>
+          <w:tab w:val="left" w:pos="2292"/>
+        </w:tabs>
+        <w:rPr>
+          <w:lang w:val="vi-VN"/>
+        </w:rPr>
+      </w:pPr>
+    </w:p>
+    <w:p>
+      <w:pPr>
+        <w:tabs>
+          <w:tab w:val="left" w:pos="2292"/>
+        </w:tabs>
+        <w:rPr>
+          <w:lang w:val="vi-VN"/>
+        </w:rPr>
+      </w:pPr>
+      <w:r>
+        <w:rPr>
+          <w:lang w:val="vi-VN"/>
+        </w:rPr>
+        <w:t>Nên về debug: `Peer2Peer*` tốt hơn vì giữ được context, check lỗi rõ hơn, log có ý nghĩa hơn.</w:t>
+      </w:r>
+    </w:p>
+    <w:p>
+      <w:pPr>
+        <w:rPr>
+          <w:lang w:val="vi-VN"/>
+        </w:rPr>
+      </w:pPr>
+      <w:r>
+        <w:rPr>
+          <w:lang w:val="vi-VN"/>
+        </w:rPr>
+        <w:br w:type="page"/>
+      </w:r>
+    </w:p>
+    <w:p>
+      <w:pPr>
+        <w:tabs>
+          <w:tab w:val="left" w:pos="2292"/>
+        </w:tabs>
+        <w:rPr>
+          <w:lang w:val="vi-VN"/>
+        </w:rPr>
+      </w:pPr>
+      <w:r>
+        <w:rPr>
+          <w:lang w:val="vi-VN"/>
+        </w:rPr>
+        <w:lastRenderedPageBreak/>
+        <w:t>Nếu truyền bằng pointer như này:</w:t>
+      </w:r>
+    </w:p>
+    <w:p>
+      <w:pPr>
+        <w:tabs>
+          <w:tab w:val="left" w:pos="2292"/>
+        </w:tabs>
+        <w:rPr>
+          <w:lang w:val="vi-VN"/>
+        </w:rPr>
+      </w:pPr>
+    </w:p>
+    <w:p>
+      <w:pPr>
+        <w:tabs>
+          <w:tab w:val="left" w:pos="2292"/>
+        </w:tabs>
+        <w:rPr>
+          <w:lang w:val="vi-VN"/>
+        </w:rPr>
+      </w:pPr>
+      <w:r>
+        <w:rPr>
+          <w:lang w:val="vi-VN"/>
+        </w:rPr>
+        <w:t>```c</w:t>
+      </w:r>
+    </w:p>
+    <w:p>
+      <w:pPr>
+        <w:tabs>
+          <w:tab w:val="left" w:pos="2292"/>
+        </w:tabs>
+        <w:rPr>
+          <w:lang w:val="vi-VN"/>
+        </w:rPr>
+      </w:pPr>
+      <w:r>
+        <w:rPr>
+          <w:lang w:val="vi-VN"/>
+        </w:rPr>
+        <w:t>bool connectToServer(Client* cli, char* serverIp, int serverPort);</w:t>
+      </w:r>
+    </w:p>
+    <w:p>
+      <w:pPr>
+        <w:tabs>
+          <w:tab w:val="left" w:pos="2292"/>
+        </w:tabs>
+        <w:rPr>
+          <w:lang w:val="vi-VN"/>
+        </w:rPr>
+      </w:pPr>
+      <w:r>
+        <w:rPr>
+          <w:lang w:val="vi-VN"/>
+        </w:rPr>
+        <w:t>```</w:t>
+      </w:r>
+    </w:p>
+    <w:p>
+      <w:pPr>
+        <w:tabs>
+          <w:tab w:val="left" w:pos="2292"/>
+        </w:tabs>
+        <w:rPr>
+          <w:lang w:val="vi-VN"/>
+        </w:rPr>
+      </w:pPr>
+    </w:p>
+    <w:p>
+      <w:pPr>
+        <w:tabs>
+          <w:tab w:val="left" w:pos="2292"/>
+        </w:tabs>
+        <w:rPr>
+          <w:lang w:val="vi-VN"/>
+        </w:rPr>
+      </w:pPr>
+      <w:r>
+        <w:rPr>
+          <w:lang w:val="vi-VN"/>
+        </w:rPr>
+        <w:t>thì **không tốn bộ nhớ nhiều**. Bạn không truyền nguyên object thật, bạn chỉ truyền **địa chỉ của object**.</w:t>
+      </w:r>
+    </w:p>
+    <w:p>
+      <w:pPr>
+        <w:tabs>
+          <w:tab w:val="left" w:pos="2292"/>
+        </w:tabs>
+        <w:rPr>
+          <w:lang w:val="vi-VN"/>
+        </w:rPr>
+      </w:pPr>
+    </w:p>
+    <w:p>
+      <w:pPr>
+        <w:tabs>
+          <w:tab w:val="left" w:pos="2292"/>
+        </w:tabs>
+        <w:rPr>
+          <w:lang w:val="vi-VN"/>
+        </w:rPr>
+      </w:pPr>
+      <w:r>
+        <w:rPr>
+          <w:lang w:val="vi-VN"/>
+        </w:rPr>
+        <w:t>Ví dụ:</w:t>
+      </w:r>
+    </w:p>
+    <w:p>
+      <w:pPr>
+        <w:tabs>
+          <w:tab w:val="left" w:pos="2292"/>
+        </w:tabs>
+        <w:rPr>
+          <w:lang w:val="vi-VN"/>
+        </w:rPr>
+      </w:pPr>
+    </w:p>
+    <w:p>
+      <w:pPr>
+        <w:tabs>
+          <w:tab w:val="left" w:pos="2292"/>
+        </w:tabs>
+        <w:rPr>
+          <w:lang w:val="vi-VN"/>
+        </w:rPr>
+      </w:pPr>
+      <w:r>
+        <w:rPr>
+          <w:lang w:val="vi-VN"/>
+        </w:rPr>
+        <w:t>```c</w:t>
+      </w:r>
+    </w:p>
+    <w:p>
+      <w:pPr>
+        <w:tabs>
+          <w:tab w:val="left" w:pos="2292"/>
+        </w:tabs>
+        <w:rPr>
+          <w:lang w:val="vi-VN"/>
+        </w:rPr>
+      </w:pPr>
+      <w:r>
+        <w:rPr>
+          <w:lang w:val="vi-VN"/>
+        </w:rPr>
+        <w:t>Client cli;</w:t>
+      </w:r>
+    </w:p>
+    <w:p>
+      <w:pPr>
+        <w:tabs>
+          <w:tab w:val="left" w:pos="2292"/>
+        </w:tabs>
+        <w:rPr>
+          <w:lang w:val="vi-VN"/>
+        </w:rPr>
+      </w:pPr>
+      <w:r>
+        <w:rPr>
+          <w:lang w:val="vi-VN"/>
+        </w:rPr>
+        <w:t>connectToServer(&amp;cli, SERVER_IP, SERVER_PORT);</w:t>
+      </w:r>
+    </w:p>
+    <w:p>
+      <w:pPr>
+        <w:tabs>
+          <w:tab w:val="left" w:pos="2292"/>
+        </w:tabs>
+        <w:rPr>
+          <w:lang w:val="vi-VN"/>
+        </w:rPr>
+      </w:pPr>
+      <w:r>
+        <w:rPr>
+          <w:lang w:val="vi-VN"/>
+        </w:rPr>
+        <w:t>```</w:t>
+      </w:r>
+    </w:p>
+    <w:p>
+      <w:pPr>
+        <w:tabs>
+          <w:tab w:val="left" w:pos="2292"/>
+        </w:tabs>
+        <w:rPr>
+          <w:lang w:val="vi-VN"/>
+        </w:rPr>
+      </w:pPr>
+    </w:p>
+    <w:p>
+      <w:pPr>
+        <w:tabs>
+          <w:tab w:val="left" w:pos="2292"/>
+        </w:tabs>
+        <w:rPr>
+          <w:lang w:val="vi-VN"/>
+        </w:rPr>
+      </w:pPr>
+      <w:r>
+        <w:rPr>
+          <w:lang w:val="vi-VN"/>
+        </w:rPr>
+        <w:t>`&amp;cli` chỉ là một địa chỉ. Trên máy 64-bit thường là **8 byte**.</w:t>
+      </w:r>
+    </w:p>
+    <w:p>
+      <w:pPr>
+        <w:tabs>
+          <w:tab w:val="left" w:pos="2292"/>
+        </w:tabs>
+        <w:rPr>
+          <w:lang w:val="vi-VN"/>
+        </w:rPr>
+      </w:pPr>
+    </w:p>
+    <w:p>
+      <w:pPr>
+        <w:tabs>
+          <w:tab w:val="left" w:pos="2292"/>
+        </w:tabs>
+        <w:rPr>
+          <w:lang w:val="vi-VN"/>
+        </w:rPr>
+      </w:pPr>
+      <w:r>
+        <w:rPr>
+          <w:lang w:val="vi-VN"/>
+        </w:rPr>
+        <w:t>Nó không copy toàn bộ `Client`.</w:t>
+      </w:r>
+    </w:p>
+    <w:p>
+      <w:pPr>
+        <w:tabs>
+          <w:tab w:val="left" w:pos="2292"/>
+        </w:tabs>
+        <w:rPr>
+          <w:lang w:val="vi-VN"/>
+        </w:rPr>
+      </w:pPr>
+    </w:p>
+    <w:p>
+      <w:pPr>
+        <w:tabs>
+          <w:tab w:val="left" w:pos="2292"/>
+        </w:tabs>
+        <w:rPr>
+          <w:lang w:val="vi-VN"/>
+        </w:rPr>
+      </w:pPr>
+      <w:r>
+        <w:rPr>
+          <w:lang w:val="vi-VN"/>
+        </w:rPr>
+        <w:t>So sánh:</w:t>
+      </w:r>
+    </w:p>
+    <w:p>
+      <w:pPr>
+        <w:tabs>
+          <w:tab w:val="left" w:pos="2292"/>
+        </w:tabs>
+        <w:rPr>
+          <w:lang w:val="vi-VN"/>
+        </w:rPr>
+      </w:pPr>
+    </w:p>
+    <w:p>
+      <w:pPr>
+        <w:tabs>
+          <w:tab w:val="left" w:pos="2292"/>
+        </w:tabs>
+        <w:rPr>
+          <w:lang w:val="vi-VN"/>
+        </w:rPr>
+      </w:pPr>
+      <w:r>
+        <w:rPr>
+          <w:lang w:val="vi-VN"/>
+        </w:rPr>
+        <w:t>```c</w:t>
+      </w:r>
+    </w:p>
+    <w:p>
+      <w:pPr>
+        <w:tabs>
+          <w:tab w:val="left" w:pos="2292"/>
+        </w:tabs>
+        <w:rPr>
+          <w:lang w:val="vi-VN"/>
+        </w:rPr>
+      </w:pPr>
+      <w:r>
+        <w:rPr>
+          <w:lang w:val="vi-VN"/>
+        </w:rPr>
+        <w:t>void f(Client cli);</w:t>
+      </w:r>
+    </w:p>
+    <w:p>
+      <w:pPr>
+        <w:tabs>
+          <w:tab w:val="left" w:pos="2292"/>
+        </w:tabs>
+        <w:rPr>
+          <w:lang w:val="vi-VN"/>
+        </w:rPr>
+      </w:pPr>
+      <w:r>
+        <w:rPr>
+          <w:lang w:val="vi-VN"/>
+        </w:rPr>
+        <w:t>```</w:t>
+      </w:r>
+    </w:p>
+    <w:p>
+      <w:pPr>
+        <w:tabs>
+          <w:tab w:val="left" w:pos="2292"/>
+        </w:tabs>
+        <w:rPr>
+          <w:lang w:val="vi-VN"/>
+        </w:rPr>
+      </w:pPr>
+    </w:p>
+    <w:p>
+      <w:pPr>
+        <w:tabs>
+          <w:tab w:val="left" w:pos="2292"/>
+        </w:tabs>
+        <w:rPr>
+          <w:lang w:val="vi-VN"/>
+        </w:rPr>
+      </w:pPr>
+      <w:r>
+        <w:rPr>
+          <w:lang w:val="vi-VN"/>
+        </w:rPr>
+        <w:t>Cái này mới là truyền nguyên object, sẽ copy toàn bộ struct `Client`.</w:t>
+      </w:r>
+    </w:p>
+    <w:p>
+      <w:pPr>
+        <w:tabs>
+          <w:tab w:val="left" w:pos="2292"/>
+        </w:tabs>
+        <w:rPr>
+          <w:lang w:val="vi-VN"/>
+        </w:rPr>
+      </w:pPr>
+    </w:p>
+    <w:p>
+      <w:pPr>
+        <w:tabs>
+          <w:tab w:val="left" w:pos="2292"/>
+        </w:tabs>
+        <w:rPr>
+          <w:lang w:val="vi-VN"/>
+        </w:rPr>
+      </w:pPr>
+      <w:r>
+        <w:rPr>
+          <w:lang w:val="vi-VN"/>
+        </w:rPr>
+        <w:t>Còn:</w:t>
+      </w:r>
+    </w:p>
+    <w:p>
+      <w:pPr>
+        <w:tabs>
+          <w:tab w:val="left" w:pos="2292"/>
+        </w:tabs>
+        <w:rPr>
+          <w:lang w:val="vi-VN"/>
+        </w:rPr>
+      </w:pPr>
+    </w:p>
+    <w:p>
+      <w:pPr>
+        <w:tabs>
+          <w:tab w:val="left" w:pos="2292"/>
+        </w:tabs>
+        <w:rPr>
+          <w:lang w:val="vi-VN"/>
+        </w:rPr>
+      </w:pPr>
+      <w:r>
+        <w:rPr>
+          <w:lang w:val="vi-VN"/>
+        </w:rPr>
+        <w:t>```c</w:t>
+      </w:r>
+    </w:p>
+    <w:p>
+      <w:pPr>
+        <w:tabs>
+          <w:tab w:val="left" w:pos="2292"/>
+        </w:tabs>
+        <w:rPr>
+          <w:lang w:val="vi-VN"/>
+        </w:rPr>
+      </w:pPr>
+      <w:r>
+        <w:rPr>
+          <w:lang w:val="vi-VN"/>
+        </w:rPr>
+        <w:t>void f(Client* cli);</w:t>
+      </w:r>
+    </w:p>
+    <w:p>
+      <w:pPr>
+        <w:tabs>
+          <w:tab w:val="left" w:pos="2292"/>
+        </w:tabs>
+        <w:rPr>
+          <w:lang w:val="vi-VN"/>
+        </w:rPr>
+      </w:pPr>
+      <w:r>
+        <w:rPr>
+          <w:lang w:val="vi-VN"/>
+        </w:rPr>
+        <w:t>```</w:t>
+      </w:r>
+    </w:p>
+    <w:p>
+      <w:pPr>
+        <w:tabs>
+          <w:tab w:val="left" w:pos="2292"/>
+        </w:tabs>
+        <w:rPr>
+          <w:lang w:val="vi-VN"/>
+        </w:rPr>
+      </w:pPr>
+    </w:p>
+    <w:p>
+      <w:pPr>
+        <w:tabs>
+          <w:tab w:val="left" w:pos="2292"/>
+        </w:tabs>
+        <w:rPr>
+          <w:lang w:val="vi-VN"/>
+        </w:rPr>
+      </w:pPr>
+      <w:r>
+        <w:rPr>
+          <w:lang w:val="vi-VN"/>
+        </w:rPr>
+        <w:t>Cái này chỉ truyền pointer, nhẹ.</w:t>
+      </w:r>
+    </w:p>
+    <w:p>
+      <w:pPr>
+        <w:tabs>
+          <w:tab w:val="left" w:pos="2292"/>
+        </w:tabs>
+        <w:rPr>
+          <w:lang w:val="vi-VN"/>
+        </w:rPr>
+      </w:pPr>
+    </w:p>
+    <w:p>
+      <w:pPr>
+        <w:tabs>
+          <w:tab w:val="left" w:pos="2292"/>
+        </w:tabs>
+        <w:rPr>
+          <w:lang w:val="vi-VN"/>
+        </w:rPr>
+      </w:pPr>
+      <w:r>
+        <w:rPr>
+          <w:lang w:val="vi-VN"/>
+        </w:rPr>
+        <w:t>Ví dụ:</w:t>
+      </w:r>
+    </w:p>
+    <w:p>
+      <w:pPr>
+        <w:tabs>
+          <w:tab w:val="left" w:pos="2292"/>
+        </w:tabs>
+        <w:rPr>
+          <w:lang w:val="vi-VN"/>
+        </w:rPr>
+      </w:pPr>
+    </w:p>
+    <w:p>
+      <w:pPr>
+        <w:tabs>
+          <w:tab w:val="left" w:pos="2292"/>
+        </w:tabs>
+        <w:rPr>
+          <w:lang w:val="vi-VN"/>
+        </w:rPr>
+      </w:pPr>
+      <w:r>
+        <w:rPr>
+          <w:lang w:val="vi-VN"/>
+        </w:rPr>
+        <w:t>```c</w:t>
+      </w:r>
+    </w:p>
+    <w:p>
+      <w:pPr>
+        <w:tabs>
+          <w:tab w:val="left" w:pos="2292"/>
+        </w:tabs>
+        <w:rPr>
+          <w:lang w:val="vi-VN"/>
+        </w:rPr>
+      </w:pPr>
+      <w:r>
+        <w:rPr>
+          <w:lang w:val="vi-VN"/>
+        </w:rPr>
+        <w:t>typedef struct {</w:t>
+      </w:r>
+    </w:p>
+    <w:p>
+      <w:pPr>
+        <w:tabs>
+          <w:tab w:val="left" w:pos="2292"/>
+        </w:tabs>
+        <w:rPr>
+          <w:lang w:val="vi-VN"/>
+        </w:rPr>
+      </w:pPr>
+      <w:r>
+        <w:rPr>
+          <w:lang w:val="vi-VN"/>
+        </w:rPr>
+        <w:t xml:space="preserve">    char big[1000000];</w:t>
+      </w:r>
+    </w:p>
+    <w:p>
+      <w:pPr>
+        <w:tabs>
+          <w:tab w:val="left" w:pos="2292"/>
+        </w:tabs>
+        <w:rPr>
+          <w:lang w:val="vi-VN"/>
+        </w:rPr>
+      </w:pPr>
+      <w:r>
+        <w:rPr>
+          <w:lang w:val="vi-VN"/>
+        </w:rPr>
+        <w:t>} Client;</w:t>
+      </w:r>
+    </w:p>
+    <w:p>
+      <w:pPr>
+        <w:tabs>
+          <w:tab w:val="left" w:pos="2292"/>
+        </w:tabs>
+        <w:rPr>
+          <w:lang w:val="vi-VN"/>
+        </w:rPr>
+      </w:pPr>
+      <w:r>
+        <w:rPr>
+          <w:lang w:val="vi-VN"/>
+        </w:rPr>
+        <w:t>```</w:t>
+      </w:r>
+    </w:p>
+    <w:p>
+      <w:pPr>
+        <w:tabs>
+          <w:tab w:val="left" w:pos="2292"/>
+        </w:tabs>
+        <w:rPr>
+          <w:lang w:val="vi-VN"/>
+        </w:rPr>
+      </w:pPr>
+    </w:p>
+    <w:p>
+      <w:pPr>
+        <w:tabs>
+          <w:tab w:val="left" w:pos="2292"/>
+        </w:tabs>
+        <w:rPr>
+          <w:lang w:val="vi-VN"/>
+        </w:rPr>
+      </w:pPr>
+      <w:r>
+        <w:rPr>
+          <w:lang w:val="vi-VN"/>
+        </w:rPr>
+        <w:t>Nếu gọi:</w:t>
+      </w:r>
+    </w:p>
+    <w:p>
+      <w:pPr>
+        <w:tabs>
+          <w:tab w:val="left" w:pos="2292"/>
+        </w:tabs>
+        <w:rPr>
+          <w:lang w:val="vi-VN"/>
+        </w:rPr>
+      </w:pPr>
+    </w:p>
+    <w:p>
+      <w:pPr>
+        <w:tabs>
+          <w:tab w:val="left" w:pos="2292"/>
+        </w:tabs>
+        <w:rPr>
+          <w:lang w:val="vi-VN"/>
+        </w:rPr>
+      </w:pPr>
+      <w:r>
+        <w:rPr>
+          <w:lang w:val="vi-VN"/>
+        </w:rPr>
+        <w:t>```c</w:t>
+      </w:r>
+    </w:p>
+    <w:p>
+      <w:pPr>
+        <w:tabs>
+          <w:tab w:val="left" w:pos="2292"/>
+        </w:tabs>
+        <w:rPr>
+          <w:lang w:val="vi-VN"/>
+        </w:rPr>
+      </w:pPr>
+      <w:r>
+        <w:rPr>
+          <w:lang w:val="vi-VN"/>
+        </w:rPr>
+        <w:t>f(client);</w:t>
+      </w:r>
+    </w:p>
+    <w:p>
+      <w:pPr>
+        <w:tabs>
+          <w:tab w:val="left" w:pos="2292"/>
+        </w:tabs>
+        <w:rPr>
+          <w:lang w:val="vi-VN"/>
+        </w:rPr>
+      </w:pPr>
+      <w:r>
+        <w:rPr>
+          <w:lang w:val="vi-VN"/>
+        </w:rPr>
+        <w:t>```</w:t>
+      </w:r>
+    </w:p>
+    <w:p>
+      <w:pPr>
+        <w:tabs>
+          <w:tab w:val="left" w:pos="2292"/>
+        </w:tabs>
+        <w:rPr>
+          <w:lang w:val="vi-VN"/>
+        </w:rPr>
+      </w:pPr>
+    </w:p>
+    <w:p>
+      <w:pPr>
+        <w:tabs>
+          <w:tab w:val="left" w:pos="2292"/>
+        </w:tabs>
+        <w:rPr>
+          <w:lang w:val="vi-VN"/>
+        </w:rPr>
+      </w:pPr>
+      <w:r>
+        <w:rPr>
+          <w:lang w:val="vi-VN"/>
+        </w:rPr>
+        <w:t>với:</w:t>
+      </w:r>
+    </w:p>
+    <w:p>
+      <w:pPr>
+        <w:tabs>
+          <w:tab w:val="left" w:pos="2292"/>
+        </w:tabs>
+        <w:rPr>
+          <w:lang w:val="vi-VN"/>
+        </w:rPr>
+      </w:pPr>
+    </w:p>
+    <w:p>
+      <w:pPr>
+        <w:tabs>
+          <w:tab w:val="left" w:pos="2292"/>
+        </w:tabs>
+        <w:rPr>
+          <w:lang w:val="vi-VN"/>
+        </w:rPr>
+      </w:pPr>
+      <w:r>
+        <w:rPr>
+          <w:lang w:val="vi-VN"/>
+        </w:rPr>
+        <w:t>```c</w:t>
+      </w:r>
+    </w:p>
+    <w:p>
+      <w:pPr>
+        <w:tabs>
+          <w:tab w:val="left" w:pos="2292"/>
+        </w:tabs>
+        <w:rPr>
+          <w:lang w:val="vi-VN"/>
+        </w:rPr>
+      </w:pPr>
+      <w:r>
+        <w:rPr>
+          <w:lang w:val="vi-VN"/>
+        </w:rPr>
+        <w:t>void f(Client client)</w:t>
+      </w:r>
+    </w:p>
+    <w:p>
+      <w:pPr>
+        <w:tabs>
+          <w:tab w:val="left" w:pos="2292"/>
+        </w:tabs>
+        <w:rPr>
+          <w:lang w:val="vi-VN"/>
+        </w:rPr>
+      </w:pPr>
+      <w:r>
+        <w:rPr>
+          <w:lang w:val="vi-VN"/>
+        </w:rPr>
+        <w:t>```</w:t>
+      </w:r>
+    </w:p>
+    <w:p>
+      <w:pPr>
+        <w:tabs>
+          <w:tab w:val="left" w:pos="2292"/>
+        </w:tabs>
+        <w:rPr>
+          <w:lang w:val="vi-VN"/>
+        </w:rPr>
+      </w:pPr>
+    </w:p>
+    <w:p>
+      <w:pPr>
+        <w:tabs>
+          <w:tab w:val="left" w:pos="2292"/>
+        </w:tabs>
+        <w:rPr>
+          <w:lang w:val="vi-VN"/>
+        </w:rPr>
+      </w:pPr>
+      <w:r>
+        <w:rPr>
+          <w:lang w:val="vi-VN"/>
+        </w:rPr>
+        <w:t>thì copy khoảng 1MB.</w:t>
+      </w:r>
+    </w:p>
+    <w:p>
+      <w:pPr>
+        <w:tabs>
+          <w:tab w:val="left" w:pos="2292"/>
+        </w:tabs>
+        <w:rPr>
+          <w:lang w:val="vi-VN"/>
+        </w:rPr>
+      </w:pPr>
+    </w:p>
+    <w:p>
+      <w:pPr>
+        <w:tabs>
+          <w:tab w:val="left" w:pos="2292"/>
+        </w:tabs>
+        <w:rPr>
+          <w:lang w:val="vi-VN"/>
+        </w:rPr>
+      </w:pPr>
+      <w:r>
+        <w:rPr>
+          <w:lang w:val="vi-VN"/>
+        </w:rPr>
+        <w:lastRenderedPageBreak/>
+        <w:t>Nhưng nếu gọi:</w:t>
+      </w:r>
+    </w:p>
+    <w:p>
+      <w:pPr>
+        <w:tabs>
+          <w:tab w:val="left" w:pos="2292"/>
+        </w:tabs>
+        <w:rPr>
+          <w:lang w:val="vi-VN"/>
+        </w:rPr>
+      </w:pPr>
+    </w:p>
+    <w:p>
+      <w:pPr>
+        <w:tabs>
+          <w:tab w:val="left" w:pos="2292"/>
+        </w:tabs>
+        <w:rPr>
+          <w:lang w:val="vi-VN"/>
+        </w:rPr>
+      </w:pPr>
+      <w:r>
+        <w:rPr>
+          <w:lang w:val="vi-VN"/>
+        </w:rPr>
+        <w:t>```c</w:t>
+      </w:r>
+    </w:p>
+    <w:p>
+      <w:pPr>
+        <w:tabs>
+          <w:tab w:val="left" w:pos="2292"/>
+        </w:tabs>
+        <w:rPr>
+          <w:lang w:val="vi-VN"/>
+        </w:rPr>
+      </w:pPr>
+      <w:r>
+        <w:rPr>
+          <w:lang w:val="vi-VN"/>
+        </w:rPr>
+        <w:t>f(&amp;client);</w:t>
+      </w:r>
+    </w:p>
+    <w:p>
+      <w:pPr>
+        <w:tabs>
+          <w:tab w:val="left" w:pos="2292"/>
+        </w:tabs>
+        <w:rPr>
+          <w:lang w:val="vi-VN"/>
+        </w:rPr>
+      </w:pPr>
+      <w:r>
+        <w:rPr>
+          <w:lang w:val="vi-VN"/>
+        </w:rPr>
+        <w:t>```</w:t>
+      </w:r>
+    </w:p>
+    <w:p>
+      <w:pPr>
+        <w:tabs>
+          <w:tab w:val="left" w:pos="2292"/>
+        </w:tabs>
+        <w:rPr>
+          <w:lang w:val="vi-VN"/>
+        </w:rPr>
+      </w:pPr>
+    </w:p>
+    <w:p>
+      <w:pPr>
+        <w:tabs>
+          <w:tab w:val="left" w:pos="2292"/>
+        </w:tabs>
+        <w:rPr>
+          <w:lang w:val="vi-VN"/>
+        </w:rPr>
+      </w:pPr>
+      <w:r>
+        <w:rPr>
+          <w:lang w:val="vi-VN"/>
+        </w:rPr>
+        <w:t>với:</w:t>
+      </w:r>
+    </w:p>
+    <w:p>
+      <w:pPr>
+        <w:tabs>
+          <w:tab w:val="left" w:pos="2292"/>
+        </w:tabs>
+        <w:rPr>
+          <w:lang w:val="vi-VN"/>
+        </w:rPr>
+      </w:pPr>
+    </w:p>
+    <w:p>
+      <w:pPr>
+        <w:tabs>
+          <w:tab w:val="left" w:pos="2292"/>
+        </w:tabs>
+        <w:rPr>
+          <w:lang w:val="vi-VN"/>
+        </w:rPr>
+      </w:pPr>
+      <w:r>
+        <w:rPr>
+          <w:lang w:val="vi-VN"/>
+        </w:rPr>
+        <w:t>```c</w:t>
+      </w:r>
+    </w:p>
+    <w:p>
+      <w:pPr>
+        <w:tabs>
+          <w:tab w:val="left" w:pos="2292"/>
+        </w:tabs>
+        <w:rPr>
+          <w:lang w:val="vi-VN"/>
+        </w:rPr>
+      </w:pPr>
+      <w:r>
+        <w:rPr>
+          <w:lang w:val="vi-VN"/>
+        </w:rPr>
+        <w:t>void f(Client* client)</w:t>
+      </w:r>
+    </w:p>
+    <w:p>
+      <w:pPr>
+        <w:tabs>
+          <w:tab w:val="left" w:pos="2292"/>
+        </w:tabs>
+        <w:rPr>
+          <w:lang w:val="vi-VN"/>
+        </w:rPr>
+      </w:pPr>
+      <w:r>
+        <w:rPr>
+          <w:lang w:val="vi-VN"/>
+        </w:rPr>
+        <w:t>```</w:t>
+      </w:r>
+    </w:p>
+    <w:p>
+      <w:pPr>
+        <w:tabs>
+          <w:tab w:val="left" w:pos="2292"/>
+        </w:tabs>
+        <w:rPr>
+          <w:lang w:val="vi-VN"/>
+        </w:rPr>
+      </w:pPr>
+    </w:p>
+    <w:p>
+      <w:pPr>
+        <w:tabs>
+          <w:tab w:val="left" w:pos="2292"/>
+        </w:tabs>
+        <w:rPr>
+          <w:lang w:val="vi-VN"/>
+        </w:rPr>
+      </w:pPr>
+      <w:r>
+        <w:rPr>
+          <w:lang w:val="vi-VN"/>
+        </w:rPr>
+        <w:t>thì chỉ truyền khoảng 8 byte địa chỉ.</w:t>
+      </w:r>
+    </w:p>
+    <w:p>
+      <w:pPr>
+        <w:tabs>
+          <w:tab w:val="left" w:pos="2292"/>
+        </w:tabs>
+        <w:rPr>
+          <w:lang w:val="vi-VN"/>
+        </w:rPr>
+      </w:pPr>
+    </w:p>
+    <w:p>
+      <w:pPr>
+        <w:tabs>
+          <w:tab w:val="left" w:pos="2292"/>
+        </w:tabs>
+        <w:rPr>
+          <w:lang w:val="vi-VN"/>
+        </w:rPr>
+      </w:pPr>
+      <w:r>
+        <w:rPr>
+          <w:lang w:val="vi-VN"/>
+        </w:rPr>
+        <w:t>Nên hàm này:</w:t>
+      </w:r>
+    </w:p>
+    <w:p>
+      <w:pPr>
+        <w:tabs>
+          <w:tab w:val="left" w:pos="2292"/>
+        </w:tabs>
+        <w:rPr>
+          <w:lang w:val="vi-VN"/>
+        </w:rPr>
+      </w:pPr>
+    </w:p>
+    <w:p>
+      <w:pPr>
+        <w:tabs>
+          <w:tab w:val="left" w:pos="2292"/>
+        </w:tabs>
+        <w:rPr>
+          <w:lang w:val="vi-VN"/>
+        </w:rPr>
+      </w:pPr>
+      <w:r>
+        <w:rPr>
+          <w:lang w:val="vi-VN"/>
+        </w:rPr>
+        <w:t>```c</w:t>
+      </w:r>
+    </w:p>
+    <w:p>
+      <w:pPr>
+        <w:tabs>
+          <w:tab w:val="left" w:pos="2292"/>
+        </w:tabs>
+        <w:rPr>
+          <w:lang w:val="vi-VN"/>
+        </w:rPr>
+      </w:pPr>
+      <w:r>
+        <w:rPr>
+          <w:lang w:val="vi-VN"/>
+        </w:rPr>
+        <w:t>bool connectToServer(Client* cli, char* serverIp, int serverPort);</w:t>
+      </w:r>
+    </w:p>
+    <w:p>
+      <w:pPr>
+        <w:tabs>
+          <w:tab w:val="left" w:pos="2292"/>
+        </w:tabs>
+        <w:rPr>
+          <w:lang w:val="vi-VN"/>
+        </w:rPr>
+      </w:pPr>
+      <w:r>
+        <w:rPr>
+          <w:lang w:val="vi-VN"/>
+        </w:rPr>
+        <w:t>```</w:t>
+      </w:r>
+    </w:p>
+    <w:p>
+      <w:pPr>
+        <w:tabs>
+          <w:tab w:val="left" w:pos="2292"/>
+        </w:tabs>
+        <w:rPr>
+          <w:lang w:val="vi-VN"/>
+        </w:rPr>
+      </w:pPr>
+    </w:p>
+    <w:p>
+      <w:pPr>
+        <w:tabs>
+          <w:tab w:val="left" w:pos="2292"/>
+        </w:tabs>
+        <w:rPr>
+          <w:lang w:val="vi-VN"/>
+        </w:rPr>
+      </w:pPr>
+      <w:r>
+        <w:rPr>
+          <w:lang w:val="vi-VN"/>
+        </w:rPr>
+        <w:t>không đáng lo về bộ nhớ. Nó còn tốt hơn vì hàm có thể sửa trực tiếp object gốc:</w:t>
+      </w:r>
+    </w:p>
+    <w:p>
+      <w:pPr>
+        <w:tabs>
+          <w:tab w:val="left" w:pos="2292"/>
+        </w:tabs>
+        <w:rPr>
+          <w:lang w:val="vi-VN"/>
+        </w:rPr>
+      </w:pPr>
+    </w:p>
+    <w:p>
+      <w:pPr>
+        <w:tabs>
+          <w:tab w:val="left" w:pos="2292"/>
+        </w:tabs>
+        <w:rPr>
+          <w:lang w:val="vi-VN"/>
+        </w:rPr>
+      </w:pPr>
+      <w:r>
+        <w:rPr>
+          <w:lang w:val="vi-VN"/>
+        </w:rPr>
+        <w:t>```c</w:t>
+      </w:r>
+    </w:p>
+    <w:p>
+      <w:pPr>
+        <w:tabs>
+          <w:tab w:val="left" w:pos="2292"/>
+        </w:tabs>
+        <w:rPr>
+          <w:lang w:val="vi-VN"/>
+        </w:rPr>
+      </w:pPr>
+      <w:r>
+        <w:rPr>
+          <w:lang w:val="vi-VN"/>
+        </w:rPr>
+        <w:t>cli-&gt;client_sock = tcp_clent_create(serverIp, serverPort);</w:t>
+      </w:r>
+    </w:p>
+    <w:p>
+      <w:pPr>
+        <w:tabs>
+          <w:tab w:val="left" w:pos="2292"/>
+        </w:tabs>
+        <w:rPr>
+          <w:lang w:val="vi-VN"/>
+        </w:rPr>
+      </w:pPr>
+      <w:r>
+        <w:rPr>
+          <w:lang w:val="vi-VN"/>
+        </w:rPr>
+        <w:t>cli-&gt;connectionStatus = true;</w:t>
+      </w:r>
+    </w:p>
+    <w:p>
+      <w:pPr>
+        <w:tabs>
+          <w:tab w:val="left" w:pos="2292"/>
+        </w:tabs>
+        <w:rPr>
+          <w:lang w:val="vi-VN"/>
+        </w:rPr>
+      </w:pPr>
+      <w:r>
+        <w:rPr>
+          <w:lang w:val="vi-VN"/>
+        </w:rPr>
+        <w:t>```</w:t>
+      </w:r>
+    </w:p>
+    <w:p>
+      <w:pPr>
+        <w:tabs>
+          <w:tab w:val="left" w:pos="2292"/>
+        </w:tabs>
+        <w:rPr>
+          <w:lang w:val="vi-VN"/>
+        </w:rPr>
+      </w:pPr>
+    </w:p>
+    <w:p>
+      <w:pPr>
+        <w:tabs>
+          <w:tab w:val="left" w:pos="2292"/>
+        </w:tabs>
+        <w:rPr>
+          <w:lang w:val="vi-VN"/>
+        </w:rPr>
+      </w:pPr>
+      <w:r>
+        <w:rPr>
+          <w:lang w:val="vi-VN"/>
+        </w:rPr>
+        <w:t>Nếu truyền không phải pointer:</w:t>
+      </w:r>
+    </w:p>
+    <w:p>
+      <w:pPr>
+        <w:tabs>
+          <w:tab w:val="left" w:pos="2292"/>
+        </w:tabs>
+        <w:rPr>
+          <w:lang w:val="vi-VN"/>
+        </w:rPr>
+      </w:pPr>
+    </w:p>
+    <w:p>
+      <w:pPr>
+        <w:tabs>
+          <w:tab w:val="left" w:pos="2292"/>
+        </w:tabs>
+        <w:rPr>
+          <w:lang w:val="vi-VN"/>
+        </w:rPr>
+      </w:pPr>
+      <w:r>
+        <w:rPr>
+          <w:lang w:val="vi-VN"/>
+        </w:rPr>
+        <w:lastRenderedPageBreak/>
+        <w:t>```c</w:t>
+      </w:r>
+    </w:p>
+    <w:p>
+      <w:pPr>
+        <w:tabs>
+          <w:tab w:val="left" w:pos="2292"/>
+        </w:tabs>
+        <w:rPr>
+          <w:lang w:val="vi-VN"/>
+        </w:rPr>
+      </w:pPr>
+      <w:r>
+        <w:rPr>
+          <w:lang w:val="vi-VN"/>
+        </w:rPr>
+        <w:t>bool connectToServer(Client cli, char* serverIp, int serverPort);</w:t>
+      </w:r>
+    </w:p>
+    <w:p>
+      <w:pPr>
+        <w:tabs>
+          <w:tab w:val="left" w:pos="2292"/>
+        </w:tabs>
+        <w:rPr>
+          <w:lang w:val="vi-VN"/>
+        </w:rPr>
+      </w:pPr>
+      <w:r>
+        <w:rPr>
+          <w:lang w:val="vi-VN"/>
+        </w:rPr>
+        <w:t>```</w:t>
+      </w:r>
+    </w:p>
+    <w:p>
+      <w:pPr>
+        <w:tabs>
+          <w:tab w:val="left" w:pos="2292"/>
+        </w:tabs>
+        <w:rPr>
+          <w:lang w:val="vi-VN"/>
+        </w:rPr>
+      </w:pPr>
+    </w:p>
+    <w:p>
+      <w:pPr>
+        <w:tabs>
+          <w:tab w:val="left" w:pos="2292"/>
+        </w:tabs>
+        <w:rPr>
+          <w:lang w:val="vi-VN"/>
+        </w:rPr>
+      </w:pPr>
+      <w:r>
+        <w:rPr>
+          <w:lang w:val="vi-VN"/>
+        </w:rPr>
+        <w:t>thì nó sửa bản copy, ra khỏi hàm `cli` ở `main` không đổi.</w:t>
+      </w:r>
     </w:p>
     <w:p>
       <w:pPr>
@@ -9870,6 +13657,17 @@
       <w:szCs w:val="20"/>
     </w:rPr>
   </w:style>
+  <w:style w:type="character" w:styleId="Strong">
+    <w:name w:val="Strong"/>
+    <w:basedOn w:val="DefaultParagraphFont"/>
+    <w:uiPriority w:val="22"/>
+    <w:qFormat/>
+    <w:rsid w:val="00147295"/>
+    <w:rPr>
+      <w:b/>
+      <w:bCs/>
+    </w:rPr>
+  </w:style>
 </w:styles>
 </file>
 
